--- a/submission_package/supplementary_materials/technical_appendix.docx
+++ b/submission_package/supplementary_materials/technical_appendix.docx
@@ -1922,6 +1922,47 @@
     <w:p>
       <w:pPr>
         <w:pStyle w:val="FirstParagraph"/>
+      </w:pPr>
+      <w:r>
+        <w:t xml:space="preserve">Intervention costs are expressed in</w:t>
+      </w:r>
+      <w:r>
+        <w:t xml:space="preserve"> </w:t>
+      </w:r>
+      <w:r>
+        <w:rPr>
+          <w:rStyle w:val="VerbatimChar"/>
+        </w:rPr>
+        <w:t xml:space="preserve">2026</w:t>
+      </w:r>
+      <w:r>
+        <w:t xml:space="preserve"> </w:t>
+      </w:r>
+      <w:r>
+        <w:t xml:space="preserve">US dollars. By contrast, the</w:t>
+      </w:r>
+      <w:r>
+        <w:t xml:space="preserve"> </w:t>
+      </w:r>
+      <w:r>
+        <w:t xml:space="preserve">productivity anchor for lifetime earnings is based on PPP GDP per</w:t>
+      </w:r>
+      <w:r>
+        <w:t xml:space="preserve"> </w:t>
+      </w:r>
+      <w:r>
+        <w:t xml:space="preserve">capita multiplied by labour’s share of national income, as described in</w:t>
+      </w:r>
+      <w:r>
+        <w:t xml:space="preserve"> </w:t>
+      </w:r>
+      <w:r>
+        <w:t xml:space="preserve">Section 3.</w:t>
+      </w:r>
+    </w:p>
+    <w:p>
+      <w:pPr>
+        <w:pStyle w:val="BodyText"/>
       </w:pPr>
       <w:r>
         <w:t xml:space="preserve">The district overhead is modeled as:</w:t>

--- a/submission_package/supplementary_materials/technical_appendix.docx
+++ b/submission_package/supplementary_materials/technical_appendix.docx
@@ -2,7 +2,7 @@
 <file path=word/document.xml><?xml version="1.0" encoding="utf-8"?>
 <w:document xmlns:w="http://schemas.openxmlformats.org/wordprocessingml/2006/main" xmlns:m="http://schemas.openxmlformats.org/officeDocument/2006/math" xmlns:r="http://schemas.openxmlformats.org/officeDocument/2006/relationships" xmlns:o="urn:schemas-microsoft-com:office:office" xmlns:v="urn:schemas-microsoft-com:vml" xmlns:w10="urn:schemas-microsoft-com:office:word" xmlns:a="http://schemas.openxmlformats.org/drawingml/2006/main" xmlns:pic="http://schemas.openxmlformats.org/drawingml/2006/picture" xmlns:wp="http://schemas.openxmlformats.org/drawingml/2006/wordprocessingDrawing">
   <w:body>
-    <w:bookmarkStart w:id="33" w:name="appendix-technical-economic-model"/>
+    <w:bookmarkStart w:id="36" w:name="appendix-technical-economic-model"/>
     <w:p>
       <w:pPr>
         <w:pStyle w:val="Heading1"/>
@@ -514,7 +514,7 @@
         <w:pStyle w:val="BodyText"/>
       </w:pPr>
       <w:r>
-        <w:t xml:space="preserve">Instead, the model applies explicit developmental shares that sum to one:</w:t>
+        <w:t xml:space="preserve">Instead, the model applies explicit developmental shares of total cognition-relevant harm that sum to one:</w:t>
       </w:r>
     </w:p>
     <w:p>
@@ -597,7 +597,19 @@
         <w:t xml:space="preserve">1 - prenatal - year1</w:t>
       </w:r>
       <w:r>
-        <w:t xml:space="preserve">, with rejection sampling to keep it in the target range. Postnatal pathways then receive the year-1 share plus the relevant fraction of the years-2-to-5 share according to how long the intervention lasts. IQ gains are then calculated as:</w:t>
+        <w:t xml:space="preserve">, with rejection sampling to keep it in the target range. Postnatal pathways then receive the year-1 share plus the relevant fraction of the years-2-to-5 share according to how long the intervention lasts. Throughout this section,</w:t>
+      </w:r>
+      <w:r>
+        <w:t xml:space="preserve"> </w:t>
+      </w:r>
+      <w:r>
+        <w:t xml:space="preserve">“share”</w:t>
+      </w:r>
+      <w:r>
+        <w:t xml:space="preserve"> </w:t>
+      </w:r>
+      <w:r>
+        <w:t xml:space="preserve">means share of the total cognition-relevant developmental harm assigned to that age window. IQ gains are then calculated as:</w:t>
       </w:r>
     </w:p>
     <w:p>
@@ -860,7 +872,7 @@
         </w:numPr>
       </w:pPr>
       <w:r>
-        <w:t xml:space="preserve">an approved merchant accepting the voucher has stock</w:t>
+        <w:t xml:space="preserve">an approved merchant accepting the voucher has the safe pot in stock when the voucher is presented</w:t>
       </w:r>
     </w:p>
     <w:p>
@@ -958,7 +970,7 @@
         <w:pStyle w:val="BodyText"/>
       </w:pPr>
       <w:r>
-        <w:t xml:space="preserve">To avoid overstating precision, the model also adds modest positive dependence across ANC attendance, delivery fidelity, voucher issuance, merchant stock, redemption, and targeted use after redemption. This reflects the idea that some districts or facilities will systematically perform better or worse across several links in the chain rather than failing independently at random.</w:t>
+        <w:t xml:space="preserve">To avoid overstating precision, the model also adds modest positive dependence across ANC attendance, delivery fidelity, voucher issuance, merchant stock, redemption, and targeted use after redemption. Here delivery fidelity means the probability that the health system actually places the intended product and counselling in the household’s hands once the relevant contact occurs, and merchant stock means that the participating retailer has the safe pot physically available when the voucher holder presents. This reflects the idea that some districts or facilities will systematically perform better or worse across several links in the chain rather than failing independently at random.</w:t>
       </w:r>
     </w:p>
     <w:bookmarkEnd w:id="13"/>
@@ -1194,7 +1206,7 @@
         <w:pStyle w:val="BodyText"/>
       </w:pPr>
       <w:r>
-        <w:t xml:space="preserve">The main model applies infant kohl effects to boys and girls. This reflects evidence that kohl may be applied during infancy for perceived protective or ritual reasons, even where use continues longer among girls. The code also retains a</w:t>
+        <w:t xml:space="preserve">The main model applies infant kohl effects to boys and girls. This reflects evidence that kohl may be applied during infancy for perceived protective or ritual reasons, even where use continues longer among girls. Clinical reports include documented male infants and young boys with lead exposure linked to surma or kohl application, indicating that early-childhood use is not restricted to girls. Shaltout et al. describe pediatric lead poisoning cases in Kuwait that included male infants exposed to surma.37 Parsons et al. likewise describe Pakistani children, including boys, with lead exposure linked to routine surma use in infancy.38 Khalid et al. also include male children in a Pakistani case series of surma-associated lead exposure, again without suggesting that the practice is female-only at young ages.39 These reports are not prevalence studies, but they provide direct clinical evidence that infant boys are among those exposed through kohl. WHO’s childhood lead-poisoning review also identifies traditional cosmetics such as kohl and surma as recognized childhood lead sources.40 The code still retains a</w:t>
       </w:r>
       <w:r>
         <w:t xml:space="preserve"> </w:t>
@@ -1259,7 +1271,7 @@
         <w:pStyle w:val="FirstParagraph"/>
       </w:pPr>
       <w:r>
-        <w:t xml:space="preserve">The model includes an explicit prenatal transfer channel from maternal to fetal exposure.</w:t>
+        <w:t xml:space="preserve">The model includes an explicit prenatal transfer channel from maternal to fetal exposure and a separate early-infancy lactational transfer channel for persistent maternal product pathways.</w:t>
       </w:r>
     </w:p>
     <w:p>
@@ -1301,7 +1313,52 @@
         <w:t xml:space="preserve"> </w:t>
       </w:r>
       <w:r>
-        <w:t xml:space="preserve">represents the fraction of maternal blood lead reduction during pregnancy that translates into reduced fetal exposure. This is an inferred parameter motivated by the strong maternal-cord blood lead relationship in the literature, not a direct estimate of child-IQ-relevant fetal lead transfer.</w:t>
+        <w:t xml:space="preserve">represents the fraction of maternal blood lead reduction during pregnancy that we treat as translating into reduced fetal exposure. This is an inferred bridge parameter motivated by the well-established fact of placental lead transfer and the broad maternal-cord blood lead relationship in the literature, not a direct estimate of child-IQ-relevant fetal lead transfer. In paired maternal-cord studies, cord blood lead is often a large fraction of concurrent maternal blood lead, commonly on the order of</w:t>
+      </w:r>
+      <w:r>
+        <w:t xml:space="preserve"> </w:t>
+      </w:r>
+      <w:r>
+        <w:rPr>
+          <w:rStyle w:val="VerbatimChar"/>
+        </w:rPr>
+        <w:t xml:space="preserve">70%</w:t>
+      </w:r>
+      <w:r>
+        <w:t xml:space="preserve"> </w:t>
+      </w:r>
+      <w:r>
+        <w:t xml:space="preserve">to</w:t>
+      </w:r>
+      <w:r>
+        <w:t xml:space="preserve"> </w:t>
+      </w:r>
+      <w:r>
+        <w:rPr>
+          <w:rStyle w:val="VerbatimChar"/>
+        </w:rPr>
+        <w:t xml:space="preserve">100%</w:t>
+      </w:r>
+      <w:r>
+        <w:t xml:space="preserve"> </w:t>
+      </w:r>
+      <w:r>
+        <w:t xml:space="preserve">(WHO 2010; Al-Jawadi et al. 2009). This supports the model’s modal fetal transfer coefficient of</w:t>
+      </w:r>
+      <w:r>
+        <w:t xml:space="preserve"> </w:t>
+      </w:r>
+      <w:r>
+        <w:rPr>
+          <w:rStyle w:val="VerbatimChar"/>
+        </w:rPr>
+        <w:t xml:space="preserve">0.80</w:t>
+      </w:r>
+      <w:r>
+        <w:t xml:space="preserve"> </w:t>
+      </w:r>
+      <w:r>
+        <w:t xml:space="preserve">as a structural approximation rather than as a directly estimated child-IQ coefficient.</w:t>
       </w:r>
     </w:p>
     <w:p>
@@ -1309,6 +1366,48 @@
         <w:pStyle w:val="BodyText"/>
       </w:pPr>
       <w:r>
+        <w:t xml:space="preserve">We also define a postnatal maternal-to-infant bridge for the milk-dominated portion of the first year:</w:t>
+      </w:r>
+    </w:p>
+    <w:p>
+      <w:pPr>
+        <w:pStyle w:val="BodyText"/>
+      </w:pPr>
+      <w:r>
+        <w:rPr>
+          <w:rStyle w:val="VerbatimChar"/>
+        </w:rPr>
+        <w:t xml:space="preserve">DeltaBLL_lactational_child = lactational_transfer_coeff x DeltaBLL_maternal_postpartum</w:t>
+      </w:r>
+    </w:p>
+    <w:p>
+      <w:pPr>
+        <w:pStyle w:val="BodyText"/>
+      </w:pPr>
+      <w:r>
+        <w:t xml:space="preserve">where</w:t>
+      </w:r>
+      <w:r>
+        <w:t xml:space="preserve"> </w:t>
+      </w:r>
+      <w:r>
+        <w:rPr>
+          <w:rStyle w:val="VerbatimChar"/>
+        </w:rPr>
+        <w:t xml:space="preserve">lactational_transfer_coeff</w:t>
+      </w:r>
+      <w:r>
+        <w:t xml:space="preserve"> </w:t>
+      </w:r>
+      <w:r>
+        <w:t xml:space="preserve">represents the fraction of maternal blood lead reduction that we treat as reaching the breastfed infant after birth. This is again a structural bridge parameter rather than a directly estimated coefficient. It is motivated by evidence that maternal blood lead predicts breast-milk lead and infant exposure, but the literature does not provide a single transportable effect size for brief public-health interventions.</w:t>
+      </w:r>
+    </w:p>
+    <w:p>
+      <w:pPr>
+        <w:pStyle w:val="BodyText"/>
+      </w:pPr>
+      <w:r>
         <w:t xml:space="preserve">In the Kitchen Package:</w:t>
       </w:r>
     </w:p>
@@ -1347,6 +1446,79 @@
         <w:pStyle w:val="BodyText"/>
       </w:pPr>
       <w:r>
+        <w:t xml:space="preserve">For the postnatal maternal-to-infant pathway, the model applies:</w:t>
+      </w:r>
+    </w:p>
+    <w:p>
+      <w:pPr>
+        <w:pStyle w:val="Compact"/>
+        <w:numPr>
+          <w:ilvl w:val="0"/>
+          <w:numId w:val="1008"/>
+        </w:numPr>
+      </w:pPr>
+      <w:r>
+        <w:rPr>
+          <w:rStyle w:val="VerbatimChar"/>
+        </w:rPr>
+        <w:t xml:space="preserve">DeltaBLL_lactational_child = lactational_transfer_coeff x DeltaBLL_pot_mother</w:t>
+      </w:r>
+      <w:r>
+        <w:t xml:space="preserve"> </w:t>
+      </w:r>
+      <w:r>
+        <w:t xml:space="preserve">in the Kitchen Package</w:t>
+      </w:r>
+    </w:p>
+    <w:p>
+      <w:pPr>
+        <w:pStyle w:val="Compact"/>
+        <w:numPr>
+          <w:ilvl w:val="0"/>
+          <w:numId w:val="1008"/>
+        </w:numPr>
+      </w:pPr>
+      <w:r>
+        <w:rPr>
+          <w:rStyle w:val="VerbatimChar"/>
+        </w:rPr>
+        <w:t xml:space="preserve">DeltaBLL_lactational_child = lactational_transfer_coeff x DeltaBLL_maternal_kohl_mother</w:t>
+      </w:r>
+      <w:r>
+        <w:t xml:space="preserve"> </w:t>
+      </w:r>
+      <w:r>
+        <w:t xml:space="preserve">in the Kohl Package</w:t>
+      </w:r>
+    </w:p>
+    <w:p>
+      <w:pPr>
+        <w:pStyle w:val="FirstParagraph"/>
+      </w:pPr>
+      <w:r>
+        <w:t xml:space="preserve">This lactational channel is capped at the first year of life and contributes only to the year-1 developmental share. In the current model, the</w:t>
+      </w:r>
+      <w:r>
+        <w:t xml:space="preserve"> </w:t>
+      </w:r>
+      <w:r>
+        <w:rPr>
+          <w:rStyle w:val="VerbatimChar"/>
+        </w:rPr>
+        <w:t xml:space="preserve">0-6 months</w:t>
+      </w:r>
+      <w:r>
+        <w:t xml:space="preserve"> </w:t>
+      </w:r>
+      <w:r>
+        <w:t xml:space="preserve">period is handled asymmetrically across interventions. For the safe pot, there is no direct child pot pathway before complementary feeding begins; the only child benefit in that window is the maternal-to-infant lactational bridge from continued maternal pot use. For kohl, there are two distinct pathways in early infancy: continued safe maternal kohl can lower infant exposure through the maternal lactational bridge, while safe infant kohl substitution lowers infant exposure directly from birth. Direct child pot and utensil pathways are treated as beginning with complementary feeding rather than at birth, so they cover only the latter half of year 1 before continuing into later childhood if the safer products remain in use. Calcium is not included in this postnatal pathway because the current specification treats calcium as a pregnancy-timed intervention rather than as a persistent postpartum exposure reduction.</w:t>
+      </w:r>
+    </w:p>
+    <w:p>
+      <w:pPr>
+        <w:pStyle w:val="BodyText"/>
+      </w:pPr>
+      <w:r>
         <w:t xml:space="preserve">For child cognition, this prenatal reduction receives the prenatal developmental share rather than being spread mechanically over all early-childhood years.</w:t>
       </w:r>
     </w:p>
@@ -1363,7 +1535,7 @@
         <w:pStyle w:val="Compact"/>
         <w:numPr>
           <w:ilvl w:val="0"/>
-          <w:numId w:val="1008"/>
+          <w:numId w:val="1009"/>
         </w:numPr>
       </w:pPr>
       <w:r>
@@ -1375,7 +1547,19 @@
         <w:pStyle w:val="Compact"/>
         <w:numPr>
           <w:ilvl w:val="0"/>
-          <w:numId w:val="1008"/>
+          <w:numId w:val="1009"/>
+        </w:numPr>
+      </w:pPr>
+      <w:r>
+        <w:t xml:space="preserve">the postnatal maternal-to-infant pathway during the milk-dominated part of year 1</w:t>
+      </w:r>
+    </w:p>
+    <w:p>
+      <w:pPr>
+        <w:pStyle w:val="Compact"/>
+        <w:numPr>
+          <w:ilvl w:val="0"/>
+          <w:numId w:val="1009"/>
         </w:numPr>
       </w:pPr>
       <w:r>
@@ -1387,7 +1571,7 @@
         <w:pStyle w:val="Compact"/>
         <w:numPr>
           <w:ilvl w:val="0"/>
-          <w:numId w:val="1008"/>
+          <w:numId w:val="1009"/>
         </w:numPr>
       </w:pPr>
       <w:r>
@@ -1397,6 +1581,374 @@
     <w:p>
       <w:pPr>
         <w:pStyle w:val="FirstParagraph"/>
+      </w:pPr>
+      <w:r>
+        <w:t xml:space="preserve">Table A1 summarizes that timing logic by intervention component.</w:t>
+      </w:r>
+    </w:p>
+    <w:tbl>
+      <w:tblPr>
+        <w:tblStyle w:val="Table"/>
+        <w:tblW w:type="pct" w:w="5000"/>
+        <w:tblLayout w:type="fixed"/>
+        <w:tblLook w:firstRow="1" w:lastRow="0" w:firstColumn="0" w:lastColumn="0" w:noHBand="0" w:noVBand="0" w:val="0020"/>
+      </w:tblPr>
+      <w:tblGrid>
+        <w:gridCol w:w="1584"/>
+        <w:gridCol w:w="1584"/>
+        <w:gridCol w:w="1584"/>
+        <w:gridCol w:w="1584"/>
+        <w:gridCol w:w="1584"/>
+      </w:tblGrid>
+      <w:tr>
+        <w:trPr>
+          <w:tblHeader w:val="on"/>
+        </w:trPr>
+        <w:tc>
+          <w:tcPr/>
+          <w:p>
+            <w:pPr>
+              <w:pStyle w:val="Compact"/>
+            </w:pPr>
+            <w:r>
+              <w:t xml:space="preserve">Intervention component</w:t>
+            </w:r>
+          </w:p>
+        </w:tc>
+        <w:tc>
+          <w:tcPr/>
+          <w:p>
+            <w:pPr>
+              <w:pStyle w:val="Compact"/>
+            </w:pPr>
+            <w:r>
+              <w:t xml:space="preserve">Pregnancy</w:t>
+            </w:r>
+          </w:p>
+        </w:tc>
+        <w:tc>
+          <w:tcPr/>
+          <w:p>
+            <w:pPr>
+              <w:pStyle w:val="Compact"/>
+            </w:pPr>
+            <w:r>
+              <w:t xml:space="preserve">0-6 months</w:t>
+            </w:r>
+          </w:p>
+        </w:tc>
+        <w:tc>
+          <w:tcPr/>
+          <w:p>
+            <w:pPr>
+              <w:pStyle w:val="Compact"/>
+            </w:pPr>
+            <w:r>
+              <w:t xml:space="preserve">Complementary feeding onward</w:t>
+            </w:r>
+          </w:p>
+        </w:tc>
+        <w:tc>
+          <w:tcPr/>
+          <w:p>
+            <w:pPr>
+              <w:pStyle w:val="Compact"/>
+            </w:pPr>
+            <w:r>
+              <w:t xml:space="preserve">Main modeled child pathway</w:t>
+            </w:r>
+          </w:p>
+        </w:tc>
+      </w:tr>
+      <w:tr>
+        <w:tc>
+          <w:tcPr/>
+          <w:p>
+            <w:pPr>
+              <w:pStyle w:val="Compact"/>
+            </w:pPr>
+            <w:r>
+              <w:t xml:space="preserve">Safe pot substitution</w:t>
+            </w:r>
+          </w:p>
+        </w:tc>
+        <w:tc>
+          <w:tcPr/>
+          <w:p>
+            <w:pPr>
+              <w:pStyle w:val="Compact"/>
+            </w:pPr>
+            <w:r>
+              <w:t xml:space="preserve">lowers maternal BLL -&gt; lower fetal BLL</w:t>
+            </w:r>
+          </w:p>
+        </w:tc>
+        <w:tc>
+          <w:tcPr/>
+          <w:p>
+            <w:pPr>
+              <w:pStyle w:val="Compact"/>
+            </w:pPr>
+            <w:r>
+              <w:t xml:space="preserve">modeled only through continued maternal pot use -&gt; lower infant BLL via lactational transfer; no direct child pot effect before complementary feeding</w:t>
+            </w:r>
+          </w:p>
+        </w:tc>
+        <w:tc>
+          <w:tcPr/>
+          <w:p>
+            <w:pPr>
+              <w:pStyle w:val="Compact"/>
+            </w:pPr>
+            <w:r>
+              <w:t xml:space="preserve">lowers child BLL through safer food preparation</w:t>
+            </w:r>
+          </w:p>
+        </w:tc>
+        <w:tc>
+          <w:tcPr/>
+          <w:p>
+            <w:pPr>
+              <w:pStyle w:val="Compact"/>
+            </w:pPr>
+            <w:r>
+              <w:t xml:space="preserve">prenatal transfer, lactational transfer, and direct child pathway</w:t>
+            </w:r>
+          </w:p>
+        </w:tc>
+      </w:tr>
+      <w:tr>
+        <w:tc>
+          <w:tcPr/>
+          <w:p>
+            <w:pPr>
+              <w:pStyle w:val="Compact"/>
+            </w:pPr>
+            <w:r>
+              <w:t xml:space="preserve">Calcium supplementation</w:t>
+            </w:r>
+          </w:p>
+        </w:tc>
+        <w:tc>
+          <w:tcPr/>
+          <w:p>
+            <w:pPr>
+              <w:pStyle w:val="Compact"/>
+            </w:pPr>
+            <w:r>
+              <w:t xml:space="preserve">lowers maternal BLL -&gt; lower fetal BLL</w:t>
+            </w:r>
+          </w:p>
+        </w:tc>
+        <w:tc>
+          <w:tcPr/>
+          <w:p>
+            <w:pPr>
+              <w:pStyle w:val="Compact"/>
+            </w:pPr>
+            <w:r>
+              <w:t xml:space="preserve">not modeled</w:t>
+            </w:r>
+          </w:p>
+        </w:tc>
+        <w:tc>
+          <w:tcPr/>
+          <w:p>
+            <w:pPr>
+              <w:pStyle w:val="Compact"/>
+            </w:pPr>
+            <w:r>
+              <w:t xml:space="preserve">not modeled</w:t>
+            </w:r>
+          </w:p>
+        </w:tc>
+        <w:tc>
+          <w:tcPr/>
+          <w:p>
+            <w:pPr>
+              <w:pStyle w:val="Compact"/>
+            </w:pPr>
+            <w:r>
+              <w:t xml:space="preserve">prenatal transfer only</w:t>
+            </w:r>
+          </w:p>
+        </w:tc>
+      </w:tr>
+      <w:tr>
+        <w:tc>
+          <w:tcPr/>
+          <w:p>
+            <w:pPr>
+              <w:pStyle w:val="Compact"/>
+            </w:pPr>
+            <w:r>
+              <w:t xml:space="preserve">Safe feeding utensils</w:t>
+            </w:r>
+          </w:p>
+        </w:tc>
+        <w:tc>
+          <w:tcPr/>
+          <w:p>
+            <w:pPr>
+              <w:pStyle w:val="Compact"/>
+            </w:pPr>
+            <w:r>
+              <w:t xml:space="preserve">not modeled</w:t>
+            </w:r>
+          </w:p>
+        </w:tc>
+        <w:tc>
+          <w:tcPr/>
+          <w:p>
+            <w:pPr>
+              <w:pStyle w:val="Compact"/>
+            </w:pPr>
+            <w:r>
+              <w:t xml:space="preserve">not modeled</w:t>
+            </w:r>
+          </w:p>
+        </w:tc>
+        <w:tc>
+          <w:tcPr/>
+          <w:p>
+            <w:pPr>
+              <w:pStyle w:val="Compact"/>
+            </w:pPr>
+            <w:r>
+              <w:t xml:space="preserve">lowers child BLL directly once complementary feeding begins</w:t>
+            </w:r>
+          </w:p>
+        </w:tc>
+        <w:tc>
+          <w:tcPr/>
+          <w:p>
+            <w:pPr>
+              <w:pStyle w:val="Compact"/>
+            </w:pPr>
+            <w:r>
+              <w:t xml:space="preserve">direct child pathway</w:t>
+            </w:r>
+          </w:p>
+        </w:tc>
+      </w:tr>
+      <w:tr>
+        <w:tc>
+          <w:tcPr/>
+          <w:p>
+            <w:pPr>
+              <w:pStyle w:val="Compact"/>
+            </w:pPr>
+            <w:r>
+              <w:t xml:space="preserve">Safe maternal kohl substitution</w:t>
+            </w:r>
+          </w:p>
+        </w:tc>
+        <w:tc>
+          <w:tcPr/>
+          <w:p>
+            <w:pPr>
+              <w:pStyle w:val="Compact"/>
+            </w:pPr>
+            <w:r>
+              <w:t xml:space="preserve">lowers maternal BLL -&gt; lower fetal BLL</w:t>
+            </w:r>
+          </w:p>
+        </w:tc>
+        <w:tc>
+          <w:tcPr/>
+          <w:p>
+            <w:pPr>
+              <w:pStyle w:val="Compact"/>
+            </w:pPr>
+            <w:r>
+              <w:t xml:space="preserve">if continued, lowers maternal BLL -&gt; lower infant BLL via lactational transfer</w:t>
+            </w:r>
+          </w:p>
+        </w:tc>
+        <w:tc>
+          <w:tcPr/>
+          <w:p>
+            <w:pPr>
+              <w:pStyle w:val="Compact"/>
+            </w:pPr>
+            <w:r>
+              <w:t xml:space="preserve">not the primary pathway in the model</w:t>
+            </w:r>
+          </w:p>
+        </w:tc>
+        <w:tc>
+          <w:tcPr/>
+          <w:p>
+            <w:pPr>
+              <w:pStyle w:val="Compact"/>
+            </w:pPr>
+            <w:r>
+              <w:t xml:space="preserve">prenatal transfer and lactational transfer</w:t>
+            </w:r>
+          </w:p>
+        </w:tc>
+      </w:tr>
+      <w:tr>
+        <w:tc>
+          <w:tcPr/>
+          <w:p>
+            <w:pPr>
+              <w:pStyle w:val="Compact"/>
+            </w:pPr>
+            <w:r>
+              <w:t xml:space="preserve">Safe infant kohl substitution</w:t>
+            </w:r>
+          </w:p>
+        </w:tc>
+        <w:tc>
+          <w:tcPr/>
+          <w:p>
+            <w:pPr>
+              <w:pStyle w:val="Compact"/>
+            </w:pPr>
+            <w:r>
+              <w:t xml:space="preserve">not modeled</w:t>
+            </w:r>
+          </w:p>
+        </w:tc>
+        <w:tc>
+          <w:tcPr/>
+          <w:p>
+            <w:pPr>
+              <w:pStyle w:val="Compact"/>
+            </w:pPr>
+            <w:r>
+              <w:t xml:space="preserve">lowers infant BLL directly from birth</w:t>
+            </w:r>
+          </w:p>
+        </w:tc>
+        <w:tc>
+          <w:tcPr/>
+          <w:p>
+            <w:pPr>
+              <w:pStyle w:val="Compact"/>
+            </w:pPr>
+            <w:r>
+              <w:t xml:space="preserve">may continue if local practice continues</w:t>
+            </w:r>
+          </w:p>
+        </w:tc>
+        <w:tc>
+          <w:tcPr/>
+          <w:p>
+            <w:pPr>
+              <w:pStyle w:val="Compact"/>
+            </w:pPr>
+            <w:r>
+              <w:t xml:space="preserve">direct child pathway</w:t>
+            </w:r>
+          </w:p>
+        </w:tc>
+      </w:tr>
+    </w:tbl>
+    <w:p>
+      <w:pPr>
+        <w:pStyle w:val="BodyText"/>
       </w:pPr>
       <w:r>
         <w:t xml:space="preserve">In the kitchen package,</w:t>
@@ -1467,7 +2019,7 @@
         <w:pStyle w:val="Compact"/>
         <w:numPr>
           <w:ilvl w:val="0"/>
-          <w:numId w:val="1009"/>
+          <w:numId w:val="1010"/>
         </w:numPr>
       </w:pPr>
       <w:r>
@@ -1479,7 +2031,7 @@
         <w:pStyle w:val="Compact"/>
         <w:numPr>
           <w:ilvl w:val="0"/>
-          <w:numId w:val="1009"/>
+          <w:numId w:val="1010"/>
         </w:numPr>
       </w:pPr>
       <w:r>
@@ -1491,7 +2043,7 @@
         <w:pStyle w:val="FirstParagraph"/>
       </w:pPr>
       <w:r>
-        <w:t xml:space="preserve">These are modeled using baseline prevalence and a per-</w:t>
+        <w:t xml:space="preserve">These are modeled using baseline prevalence and an approximately per-</w:t>
       </w:r>
       <w:r>
         <w:rPr>
@@ -1511,7 +2063,7 @@
         <w:pStyle w:val="Compact"/>
         <w:numPr>
           <w:ilvl w:val="0"/>
-          <w:numId w:val="1010"/>
+          <w:numId w:val="1011"/>
         </w:numPr>
       </w:pPr>
       <w:r>
@@ -1523,7 +2075,7 @@
         <w:pStyle w:val="Compact"/>
         <w:numPr>
           <w:ilvl w:val="0"/>
-          <w:numId w:val="1010"/>
+          <w:numId w:val="1011"/>
         </w:numPr>
       </w:pPr>
       <w:r>
@@ -1535,7 +2087,7 @@
         <w:pStyle w:val="Compact"/>
         <w:numPr>
           <w:ilvl w:val="0"/>
-          <w:numId w:val="1010"/>
+          <w:numId w:val="1011"/>
         </w:numPr>
       </w:pPr>
       <w:r>
@@ -1547,7 +2099,7 @@
         <w:pStyle w:val="Compact"/>
         <w:numPr>
           <w:ilvl w:val="0"/>
-          <w:numId w:val="1010"/>
+          <w:numId w:val="1011"/>
         </w:numPr>
       </w:pPr>
       <w:r>
@@ -1611,45 +2163,75 @@
         <w:pStyle w:val="BodyText"/>
       </w:pPr>
       <w:r>
-        <w:t xml:space="preserve">The model does not assume that the full maternal BLL reduction applies across the entire pregnancy. Instead, maternal lead reductions are multiplied by timing parameters before being entered into the preeclampsia and preterm equations. For preeclampsia, this reflects the fact that the clinical risk window is mainly after</w:t>
-      </w:r>
-      <w:r>
-        <w:t xml:space="preserve"> </w:t>
-      </w:r>
-      <w:r>
-        <w:rPr>
-          <w:rStyle w:val="VerbatimChar"/>
-        </w:rPr>
-        <w:t xml:space="preserve">20</w:t>
-      </w:r>
-      <w:r>
-        <w:t xml:space="preserve"> </w:t>
-      </w:r>
-      <w:r>
-        <w:t xml:space="preserve">weeks, so an intervention beginning around month</w:t>
-      </w:r>
-      <w:r>
-        <w:t xml:space="preserve"> </w:t>
-      </w:r>
-      <w:r>
-        <w:rPr>
-          <w:rStyle w:val="VerbatimChar"/>
-        </w:rPr>
-        <w:t xml:space="preserve">4</w:t>
-      </w:r>
-      <w:r>
-        <w:t xml:space="preserve"> </w:t>
-      </w:r>
-      <w:r>
-        <w:t xml:space="preserve">may still cover much of the relevant period. For preterm birth, the literature supports an in-pregnancy effect but is less clear about the exact trimester weighting. We therefore use:</w:t>
-      </w:r>
-    </w:p>
-    <w:p>
-      <w:pPr>
-        <w:pStyle w:val="Compact"/>
-        <w:numPr>
-          <w:ilvl w:val="0"/>
-          <w:numId w:val="1011"/>
+        <w:t xml:space="preserve">The model does not assume that the full maternal BLL reduction applies across the entire pregnancy. Instead, maternal lead reductions are multiplied by timing parameters before being entered into the preeclampsia and preterm equations. For preeclampsia, Poropat et al. report a meta-analytic increase of about</w:t>
+      </w:r>
+      <w:r>
+        <w:t xml:space="preserve"> </w:t>
+      </w:r>
+      <w:r>
+        <w:rPr>
+          <w:rStyle w:val="VerbatimChar"/>
+        </w:rPr>
+        <w:t xml:space="preserve">1.6%</w:t>
+      </w:r>
+      <w:r>
+        <w:t xml:space="preserve"> </w:t>
+      </w:r>
+      <w:r>
+        <w:t xml:space="preserve">in preeclampsia odds per</w:t>
+      </w:r>
+      <w:r>
+        <w:t xml:space="preserve"> </w:t>
+      </w:r>
+      <w:r>
+        <w:rPr>
+          <w:rStyle w:val="VerbatimChar"/>
+        </w:rPr>
+        <w:t xml:space="preserve">1 ug/dL</w:t>
+      </w:r>
+      <w:r>
+        <w:t xml:space="preserve"> </w:t>
+      </w:r>
+      <w:r>
+        <w:t xml:space="preserve">increase in blood lead, which is close to the mode used here. For preterm birth, the literature supports an in-pregnancy effect but is less clear about the exact dose metric and trimester weighting. The Habibian meta-analysis is strongest as a highest-versus-lowest exposure synthesis rather than as a clean single-slope</w:t>
+      </w:r>
+      <w:r>
+        <w:t xml:space="preserve"> </w:t>
+      </w:r>
+      <w:r>
+        <w:rPr>
+          <w:rStyle w:val="VerbatimChar"/>
+        </w:rPr>
+        <w:t xml:space="preserve">1 ug/dL</w:t>
+      </w:r>
+      <w:r>
+        <w:t xml:space="preserve"> </w:t>
+      </w:r>
+      <w:r>
+        <w:t xml:space="preserve">estimate, and related prenatal lead evidence such as Vigeh et al. points to broader adverse birth outcomes without pinning down a single transportable slope. The</w:t>
+      </w:r>
+      <w:r>
+        <w:t xml:space="preserve"> </w:t>
+      </w:r>
+      <w:r>
+        <w:rPr>
+          <w:rStyle w:val="VerbatimChar"/>
+        </w:rPr>
+        <w:t xml:space="preserve">1.02-1.03</w:t>
+      </w:r>
+      <w:r>
+        <w:t xml:space="preserve"> </w:t>
+      </w:r>
+      <w:r>
+        <w:t xml:space="preserve">range in this model should therefore be read as a linearized calibration consistent with that broader literature rather than as a directly reported coefficient. We therefore use:</w:t>
+      </w:r>
+    </w:p>
+    <w:p>
+      <w:pPr>
+        <w:pStyle w:val="Compact"/>
+        <w:numPr>
+          <w:ilvl w:val="0"/>
+          <w:numId w:val="1012"/>
         </w:numPr>
       </w:pPr>
       <w:r>
@@ -1664,7 +2246,7 @@
         <w:pStyle w:val="Compact"/>
         <w:numPr>
           <w:ilvl w:val="0"/>
-          <w:numId w:val="1011"/>
+          <w:numId w:val="1012"/>
         </w:numPr>
       </w:pPr>
       <w:r>
@@ -1687,15 +2269,15 @@
         <w:pStyle w:val="BodyText"/>
       </w:pPr>
       <w:r>
-        <w:t xml:space="preserve">Maternal and neonatal health benefits are monetized using reduced-form DALY equivalents:</w:t>
-      </w:r>
-    </w:p>
-    <w:p>
-      <w:pPr>
-        <w:pStyle w:val="Compact"/>
-        <w:numPr>
-          <w:ilvl w:val="0"/>
-          <w:numId w:val="1012"/>
+        <w:t xml:space="preserve">Maternal and neonatal health benefits are monetized using reduced-form disability-adjusted life year (DALY) equivalents:</w:t>
+      </w:r>
+    </w:p>
+    <w:p>
+      <w:pPr>
+        <w:pStyle w:val="Compact"/>
+        <w:numPr>
+          <w:ilvl w:val="0"/>
+          <w:numId w:val="1013"/>
         </w:numPr>
       </w:pPr>
       <w:r>
@@ -1716,7 +2298,7 @@
         <w:pStyle w:val="Compact"/>
         <w:numPr>
           <w:ilvl w:val="0"/>
-          <w:numId w:val="1012"/>
+          <w:numId w:val="1013"/>
         </w:numPr>
       </w:pPr>
       <w:r>
@@ -1774,6 +2356,90 @@
         <w:pStyle w:val="BodyText"/>
       </w:pPr>
       <w:r>
+        <w:t xml:space="preserve">where</w:t>
+      </w:r>
+      <w:r>
+        <w:t xml:space="preserve"> </w:t>
+      </w:r>
+      <w:r>
+        <w:rPr>
+          <w:rStyle w:val="VerbatimChar"/>
+        </w:rPr>
+        <w:t xml:space="preserve">VSLY</w:t>
+      </w:r>
+      <w:r>
+        <w:t xml:space="preserve"> </w:t>
+      </w:r>
+      <w:r>
+        <w:t xml:space="preserve">denotes the value of a statistical life year and</w:t>
+      </w:r>
+      <w:r>
+        <w:t xml:space="preserve"> </w:t>
+      </w:r>
+      <w:r>
+        <w:rPr>
+          <w:rStyle w:val="VerbatimChar"/>
+        </w:rPr>
+        <w:t xml:space="preserve">cvd_daly_per_ug_lifetime</w:t>
+      </w:r>
+      <w:r>
+        <w:t xml:space="preserve"> </w:t>
+      </w:r>
+      <w:r>
+        <w:t xml:space="preserve">denotes lifetime adult cardiovascular disease DALYs per</w:t>
+      </w:r>
+      <w:r>
+        <w:t xml:space="preserve"> </w:t>
+      </w:r>
+      <w:r>
+        <w:rPr>
+          <w:rStyle w:val="VerbatimChar"/>
+        </w:rPr>
+        <w:t xml:space="preserve">1 ug/dL</w:t>
+      </w:r>
+      <w:r>
+        <w:t xml:space="preserve"> </w:t>
+      </w:r>
+      <w:r>
+        <w:t xml:space="preserve">sustained lead reduction.</w:t>
+      </w:r>
+    </w:p>
+    <w:p>
+      <w:pPr>
+        <w:pStyle w:val="BodyText"/>
+      </w:pPr>
+      <w:r>
+        <w:t xml:space="preserve">The key caution is that</w:t>
+      </w:r>
+      <w:r>
+        <w:t xml:space="preserve"> </w:t>
+      </w:r>
+      <w:r>
+        <w:rPr>
+          <w:rStyle w:val="VerbatimChar"/>
+        </w:rPr>
+        <w:t xml:space="preserve">cvd_daly_per_ug_lifetime</w:t>
+      </w:r>
+      <w:r>
+        <w:t xml:space="preserve"> </w:t>
+      </w:r>
+      <w:r>
+        <w:t xml:space="preserve">is anchored in a single global health-impact and economic-modeling study of lifetime lead exposure, namely Larsen and Sanchez-Triana (2023), whereas the interventions in this paper usually last only a few months or years. The model therefore scales the implied adult cardiovascular burden by intervention duration as a share of the exposed adult’s lifetime rather than assuming a full-lifetime exposure change. This is an intentionally simple bridge between a lifetime-oriented burden parameter and a shorter-duration intervention.</w:t>
+      </w:r>
+    </w:p>
+    <w:p>
+      <w:pPr>
+        <w:pStyle w:val="BodyText"/>
+      </w:pPr>
+      <w:r>
+        <w:t xml:space="preserve">That bridge can bias in either direction. It may be optimistic if short-term reductions in blood lead do not translate into meaningful reductions in later cardiovascular disease risk. But it may be pessimistic if a temporary public-health intervention causes some households to keep using the safer product after the formal program period ends, thereby extending the true exposure reduction beyond the modeled duration.</w:t>
+      </w:r>
+    </w:p>
+    <w:p>
+      <w:pPr>
+        <w:pStyle w:val="BodyText"/>
+      </w:pPr>
+      <w:r>
         <w:t xml:space="preserve">In the Kitchen Package:</w:t>
       </w:r>
     </w:p>
@@ -1782,7 +2448,7 @@
         <w:pStyle w:val="Compact"/>
         <w:numPr>
           <w:ilvl w:val="0"/>
-          <w:numId w:val="1013"/>
+          <w:numId w:val="1014"/>
         </w:numPr>
       </w:pPr>
       <w:r>
@@ -1794,7 +2460,7 @@
         <w:pStyle w:val="Compact"/>
         <w:numPr>
           <w:ilvl w:val="0"/>
-          <w:numId w:val="1013"/>
+          <w:numId w:val="1014"/>
         </w:numPr>
       </w:pPr>
       <w:r>
@@ -1814,7 +2480,7 @@
         <w:pStyle w:val="Compact"/>
         <w:numPr>
           <w:ilvl w:val="0"/>
-          <w:numId w:val="1014"/>
+          <w:numId w:val="1015"/>
         </w:numPr>
       </w:pPr>
       <w:r>
@@ -1864,7 +2530,7 @@
         <w:pStyle w:val="Compact"/>
         <w:numPr>
           <w:ilvl w:val="0"/>
-          <w:numId w:val="1015"/>
+          <w:numId w:val="1016"/>
         </w:numPr>
       </w:pPr>
       <w:r>
@@ -1876,7 +2542,7 @@
         <w:pStyle w:val="Compact"/>
         <w:numPr>
           <w:ilvl w:val="0"/>
-          <w:numId w:val="1015"/>
+          <w:numId w:val="1016"/>
         </w:numPr>
       </w:pPr>
       <w:r>
@@ -1888,7 +2554,7 @@
         <w:pStyle w:val="Compact"/>
         <w:numPr>
           <w:ilvl w:val="0"/>
-          <w:numId w:val="1015"/>
+          <w:numId w:val="1016"/>
         </w:numPr>
       </w:pPr>
       <w:r>
@@ -1900,7 +2566,7 @@
         <w:pStyle w:val="Compact"/>
         <w:numPr>
           <w:ilvl w:val="0"/>
-          <w:numId w:val="1015"/>
+          <w:numId w:val="1016"/>
         </w:numPr>
       </w:pPr>
       <w:r>
@@ -1912,7 +2578,7 @@
         <w:pStyle w:val="Compact"/>
         <w:numPr>
           <w:ilvl w:val="0"/>
-          <w:numId w:val="1015"/>
+          <w:numId w:val="1016"/>
         </w:numPr>
       </w:pPr>
       <w:r>
@@ -1984,7 +2650,7 @@
         <w:pStyle w:val="BodyText"/>
       </w:pPr>
       <w:r>
-        <w:t xml:space="preserve">The fixed-cost numerator should be interpreted as fully loaded national and district overhead for sentinel screening and program setup, including XRF assets, training, supervision, coordination, and market-screening capacity. The modal denominator,</w:t>
+        <w:t xml:space="preserve">The fixed-cost numerator should be interpreted as fully loaded national and district overhead for sentinel screening and program setup, including X-ray fluorescence (XRF) assets, training, supervision, coordination, and market-screening capacity. The modal denominator,</w:t>
       </w:r>
       <w:r>
         <w:t xml:space="preserve"> </w:t>
@@ -1999,7 +2665,7 @@
         <w:t xml:space="preserve"> </w:t>
       </w:r>
       <w:r>
-        <w:t xml:space="preserve">births, is an effective screening-unit cohort rather than a claim that every administrative district has exactly that many births. It reflects a shared-service model in which XRF equipment and specialized supervision can serve multiple smaller districts or catchments, improving capital efficiency.</w:t>
+        <w:t xml:space="preserve">births, is an effective annual screening-unit birth cohort rather than a claim that every administrative district has exactly that many births. It reflects a shared-service model in which XRF equipment and specialized supervision can serve multiple smaller districts or catchments, improving capital efficiency.</w:t>
       </w:r>
     </w:p>
     <w:p>
@@ -2144,7 +2810,7 @@
         <w:pStyle w:val="Compact"/>
         <w:numPr>
           <w:ilvl w:val="0"/>
-          <w:numId w:val="1016"/>
+          <w:numId w:val="1017"/>
         </w:numPr>
       </w:pPr>
       <w:r>
@@ -2162,7 +2828,7 @@
         <w:pStyle w:val="Compact"/>
         <w:numPr>
           <w:ilvl w:val="0"/>
-          <w:numId w:val="1016"/>
+          <w:numId w:val="1017"/>
         </w:numPr>
       </w:pPr>
       <w:r>
@@ -2180,7 +2846,7 @@
         <w:pStyle w:val="Compact"/>
         <w:numPr>
           <w:ilvl w:val="0"/>
-          <w:numId w:val="1016"/>
+          <w:numId w:val="1017"/>
         </w:numPr>
       </w:pPr>
       <w:r>
@@ -2198,7 +2864,7 @@
         <w:pStyle w:val="Compact"/>
         <w:numPr>
           <w:ilvl w:val="0"/>
-          <w:numId w:val="1016"/>
+          <w:numId w:val="1017"/>
         </w:numPr>
       </w:pPr>
       <w:r>
@@ -2219,7 +2885,7 @@
         <w:pStyle w:val="Compact"/>
         <w:numPr>
           <w:ilvl w:val="0"/>
-          <w:numId w:val="1016"/>
+          <w:numId w:val="1017"/>
         </w:numPr>
       </w:pPr>
       <w:r>
@@ -2249,7 +2915,7 @@
         <w:pStyle w:val="FirstParagraph"/>
       </w:pPr>
       <w:r>
-        <w:t xml:space="preserve">Table A1 (companion file) reports the final parameter values used in the code. The working parameter file and citation-complete parameter table will be made available with the public model files described in the manuscript Data availability statement.</w:t>
+        <w:t xml:space="preserve">The companion parameter table reports the final parameter values used in the code. The working parameter file and citation-complete parameter table will be made available with the public model files described in the manuscript Data availability statement.</w:t>
       </w:r>
     </w:p>
     <w:p>
@@ -2257,7 +2923,7 @@
         <w:pStyle w:val="BodyText"/>
       </w:pPr>
       <w:r>
-        <w:t xml:space="preserve">The citation-complete version of Table A1 is the companion file</w:t>
+        <w:t xml:space="preserve">The citation-complete version of that parameter table is the companion file</w:t>
       </w:r>
       <w:r>
         <w:t xml:space="preserve"> </w:t>
@@ -2285,7 +2951,7 @@
         <w:pStyle w:val="Compact"/>
         <w:numPr>
           <w:ilvl w:val="0"/>
-          <w:numId w:val="1017"/>
+          <w:numId w:val="1018"/>
         </w:numPr>
       </w:pPr>
       <w:r>
@@ -2297,7 +2963,7 @@
         <w:pStyle w:val="Compact"/>
         <w:numPr>
           <w:ilvl w:val="0"/>
-          <w:numId w:val="1017"/>
+          <w:numId w:val="1018"/>
         </w:numPr>
       </w:pPr>
       <w:r>
@@ -2309,7 +2975,7 @@
         <w:pStyle w:val="Compact"/>
         <w:numPr>
           <w:ilvl w:val="0"/>
-          <w:numId w:val="1017"/>
+          <w:numId w:val="1018"/>
         </w:numPr>
       </w:pPr>
       <w:r>
@@ -2321,7 +2987,7 @@
         <w:pStyle w:val="Compact"/>
         <w:numPr>
           <w:ilvl w:val="0"/>
-          <w:numId w:val="1017"/>
+          <w:numId w:val="1018"/>
         </w:numPr>
       </w:pPr>
       <w:r>
@@ -2333,7 +2999,7 @@
         <w:pStyle w:val="Compact"/>
         <w:numPr>
           <w:ilvl w:val="0"/>
-          <w:numId w:val="1017"/>
+          <w:numId w:val="1018"/>
         </w:numPr>
       </w:pPr>
       <w:r>
@@ -2345,7 +3011,7 @@
         <w:pStyle w:val="Compact"/>
         <w:numPr>
           <w:ilvl w:val="0"/>
-          <w:numId w:val="1017"/>
+          <w:numId w:val="1018"/>
         </w:numPr>
       </w:pPr>
       <w:r>
@@ -2353,7 +3019,7 @@
       </w:r>
     </w:p>
     <w:bookmarkEnd w:id="24"/>
-    <w:bookmarkStart w:id="28" w:name="Xb3adc818df86aa9c87233dfa5427990b16a0a25"/>
+    <w:bookmarkStart w:id="31" w:name="Xb3adc818df86aa9c87233dfa5427990b16a0a25"/>
     <w:p>
       <w:pPr>
         <w:pStyle w:val="Heading2"/>
@@ -2414,7 +3080,7 @@
         <w:t xml:space="preserve"> </w:t>
       </w:r>
       <w:r>
-        <w:t xml:space="preserve">between frequent users and non-users (Rojas-Lopez et al., 1994; Romieu et al., 1994; Pure Earth/INSP summaries). Second, studies from Cameroon, Afghanistan, and other settings show that artisanal aluminum cookware can contain and leach substantial lead, in some cases at levels far above health-based thresholds (Weidenhamer et al., 2014; Weidenhamer et al., 2022; Fellows, Samy, and Whittaker, 2025). Third, because the main available studies document contamination, user-non-user contrasts, and exposure plausibility rather than randomized product replacement with child BLL follow-up, we treat the parameter as a synthesis assumption anchored in the literature rather than as a directly estimated treatment effect.</w:t>
+        <w:t xml:space="preserve">between frequent users and non-users (Rojas-Lopez et al., 1994; Romieu et al., 1994; Pure Earth/INSP summaries). Second, studies from Cameroon, Afghanistan, and other settings show that artisanal aluminum cookware can contain and leach substantial lead, in some cases at levels far above health-based thresholds (Weidenhamer et al., 2014; Weidenhamer et al., 2023; Fellows, Samy, and Whittaker, 2025). Third, because the main available studies document contamination, user-non-user contrasts, and exposure plausibility rather than randomized product replacement with child BLL follow-up, we treat the parameter as a synthesis assumption anchored in the literature rather than as a directly estimated treatment effect.</w:t>
       </w:r>
     </w:p>
     <w:p>
@@ -2637,7 +3303,172 @@
         <w:t xml:space="preserve"> </w:t>
       </w:r>
       <w:r>
-        <w:t xml:space="preserve">points. This is exactly the intuition the main text highlights: the same absolute decline in BLL is worth more when it occurs at lower exposure levels or when the targeted source accounts for a larger share of total exposure. The linear main model is therefore easier to read, but the nonlinear robustness check is more faithful to the shape of the epidemiologic literature.</w:t>
+        <w:t xml:space="preserve">points. Holding package mechanics at modal values, a lower-background setting with other-source BLL centered at roughly</w:t>
+      </w:r>
+      <w:r>
+        <w:t xml:space="preserve"> </w:t>
+      </w:r>
+      <w:r>
+        <w:rPr>
+          <w:rStyle w:val="VerbatimChar"/>
+        </w:rPr>
+        <w:t xml:space="preserve">3 ug/dL</w:t>
+      </w:r>
+      <w:r>
+        <w:t xml:space="preserve"> </w:t>
+      </w:r>
+      <w:r>
+        <w:t xml:space="preserve">(SD</w:t>
+      </w:r>
+      <w:r>
+        <w:t xml:space="preserve"> </w:t>
+      </w:r>
+      <w:r>
+        <w:rPr>
+          <w:rStyle w:val="VerbatimChar"/>
+        </w:rPr>
+        <w:t xml:space="preserve">1.5</w:t>
+      </w:r>
+      <w:r>
+        <w:t xml:space="preserve">) yields median nonlinear IQ gains of about</w:t>
+      </w:r>
+      <w:r>
+        <w:t xml:space="preserve"> </w:t>
+      </w:r>
+      <w:r>
+        <w:rPr>
+          <w:rStyle w:val="VerbatimChar"/>
+        </w:rPr>
+        <w:t xml:space="preserve">0.51</w:t>
+      </w:r>
+      <w:r>
+        <w:t xml:space="preserve"> </w:t>
+      </w:r>
+      <w:r>
+        <w:t xml:space="preserve">for the Kitchen Package and</w:t>
+      </w:r>
+      <w:r>
+        <w:t xml:space="preserve"> </w:t>
+      </w:r>
+      <w:r>
+        <w:rPr>
+          <w:rStyle w:val="VerbatimChar"/>
+        </w:rPr>
+        <w:t xml:space="preserve">0.30</w:t>
+      </w:r>
+      <w:r>
+        <w:t xml:space="preserve"> </w:t>
+      </w:r>
+      <w:r>
+        <w:t xml:space="preserve">for the Kohl Package, with corresponding median cognition-channel BCRs of about</w:t>
+      </w:r>
+      <w:r>
+        <w:t xml:space="preserve"> </w:t>
+      </w:r>
+      <w:r>
+        <w:rPr>
+          <w:rStyle w:val="VerbatimChar"/>
+        </w:rPr>
+        <w:t xml:space="preserve">10.33</w:t>
+      </w:r>
+      <w:r>
+        <w:t xml:space="preserve"> </w:t>
+      </w:r>
+      <w:r>
+        <w:t xml:space="preserve">and</w:t>
+      </w:r>
+      <w:r>
+        <w:t xml:space="preserve"> </w:t>
+      </w:r>
+      <w:r>
+        <w:rPr>
+          <w:rStyle w:val="VerbatimChar"/>
+        </w:rPr>
+        <w:t xml:space="preserve">14.31</w:t>
+      </w:r>
+      <w:r>
+        <w:t xml:space="preserve">. A higher-background setting with other-source BLL centered at roughly</w:t>
+      </w:r>
+      <w:r>
+        <w:t xml:space="preserve"> </w:t>
+      </w:r>
+      <w:r>
+        <w:rPr>
+          <w:rStyle w:val="VerbatimChar"/>
+        </w:rPr>
+        <w:t xml:space="preserve">7 ug/dL</w:t>
+      </w:r>
+      <w:r>
+        <w:t xml:space="preserve"> </w:t>
+      </w:r>
+      <w:r>
+        <w:t xml:space="preserve">(SD</w:t>
+      </w:r>
+      <w:r>
+        <w:t xml:space="preserve"> </w:t>
+      </w:r>
+      <w:r>
+        <w:rPr>
+          <w:rStyle w:val="VerbatimChar"/>
+        </w:rPr>
+        <w:t xml:space="preserve">3.5</w:t>
+      </w:r>
+      <w:r>
+        <w:t xml:space="preserve">) lowers those median nonlinear IQ gains to about</w:t>
+      </w:r>
+      <w:r>
+        <w:t xml:space="preserve"> </w:t>
+      </w:r>
+      <w:r>
+        <w:rPr>
+          <w:rStyle w:val="VerbatimChar"/>
+        </w:rPr>
+        <w:t xml:space="preserve">0.27</w:t>
+      </w:r>
+      <w:r>
+        <w:t xml:space="preserve"> </w:t>
+      </w:r>
+      <w:r>
+        <w:t xml:space="preserve">and</w:t>
+      </w:r>
+      <w:r>
+        <w:t xml:space="preserve"> </w:t>
+      </w:r>
+      <w:r>
+        <w:rPr>
+          <w:rStyle w:val="VerbatimChar"/>
+        </w:rPr>
+        <w:t xml:space="preserve">0.16</w:t>
+      </w:r>
+      <w:r>
+        <w:t xml:space="preserve">, and the corresponding median cognition-channel BCRs to about</w:t>
+      </w:r>
+      <w:r>
+        <w:t xml:space="preserve"> </w:t>
+      </w:r>
+      <w:r>
+        <w:rPr>
+          <w:rStyle w:val="VerbatimChar"/>
+        </w:rPr>
+        <w:t xml:space="preserve">5.50</w:t>
+      </w:r>
+      <w:r>
+        <w:t xml:space="preserve"> </w:t>
+      </w:r>
+      <w:r>
+        <w:t xml:space="preserve">and</w:t>
+      </w:r>
+      <w:r>
+        <w:t xml:space="preserve"> </w:t>
+      </w:r>
+      <w:r>
+        <w:rPr>
+          <w:rStyle w:val="VerbatimChar"/>
+        </w:rPr>
+        <w:t xml:space="preserve">7.47</w:t>
+      </w:r>
+      <w:r>
+        <w:t xml:space="preserve">, respectively. The linear main model is therefore easier to read, but the nonlinear robustness check is more faithful to the shape of the epidemiologic literature and makes clear that the same source-specific intervention is worth more when it removes a larger share of total exposure.</w:t>
       </w:r>
     </w:p>
     <w:bookmarkEnd w:id="26"/>
@@ -2811,8 +3642,1609 @@
       </w:r>
     </w:p>
     <w:bookmarkEnd w:id="27"/>
+    <w:bookmarkStart w:id="30" w:name="multi-parameter-downside-scenarios"/>
+    <w:p>
+      <w:pPr>
+        <w:pStyle w:val="Heading3"/>
+      </w:pPr>
+      <w:r>
+        <w:t xml:space="preserve">12.4 Multi-parameter downside scenarios</w:t>
+      </w:r>
+    </w:p>
+    <w:p>
+      <w:pPr>
+        <w:pStyle w:val="FirstParagraph"/>
+      </w:pPr>
+      <w:r>
+        <w:t xml:space="preserve">To test whether the model’s favorable baseline results depend on several optimistic assumptions moving in the same direction, we ran two deliberately adverse multi-parameter scenarios in which related assumptions shift together.</w:t>
+      </w:r>
+    </w:p>
+    <w:bookmarkStart w:id="28" w:name="disadvantaged-implementation-setting"/>
+    <w:p>
+      <w:pPr>
+        <w:pStyle w:val="Heading4"/>
+      </w:pPr>
+      <w:r>
+        <w:t xml:space="preserve">Disadvantaged implementation setting</w:t>
+      </w:r>
+    </w:p>
+    <w:p>
+      <w:pPr>
+        <w:pStyle w:val="FirstParagraph"/>
+      </w:pPr>
+      <w:r>
+        <w:t xml:space="preserve">The first scenario is intended to represent a very poor setting with weak public-health delivery capacity. We reduce the minimum, modal, and maximum values of the following macroeconomic and implementation parameters by</w:t>
+      </w:r>
+      <w:r>
+        <w:t xml:space="preserve"> </w:t>
+      </w:r>
+      <w:r>
+        <w:rPr>
+          <w:rStyle w:val="VerbatimChar"/>
+        </w:rPr>
+        <w:t xml:space="preserve">30%</w:t>
+      </w:r>
+      <w:r>
+        <w:t xml:space="preserve">:</w:t>
+      </w:r>
+    </w:p>
+    <w:p>
+      <w:pPr>
+        <w:pStyle w:val="Compact"/>
+        <w:numPr>
+          <w:ilvl w:val="0"/>
+          <w:numId w:val="1019"/>
+        </w:numPr>
+      </w:pPr>
+      <w:r>
+        <w:rPr>
+          <w:rStyle w:val="VerbatimChar"/>
+        </w:rPr>
+        <w:t xml:space="preserve">gdp_ppp_per_capita</w:t>
+      </w:r>
+    </w:p>
+    <w:p>
+      <w:pPr>
+        <w:pStyle w:val="Compact"/>
+        <w:numPr>
+          <w:ilvl w:val="0"/>
+          <w:numId w:val="1019"/>
+        </w:numPr>
+      </w:pPr>
+      <w:r>
+        <w:rPr>
+          <w:rStyle w:val="VerbatimChar"/>
+        </w:rPr>
+        <w:t xml:space="preserve">growth</w:t>
+      </w:r>
+    </w:p>
+    <w:p>
+      <w:pPr>
+        <w:pStyle w:val="Compact"/>
+        <w:numPr>
+          <w:ilvl w:val="0"/>
+          <w:numId w:val="1019"/>
+        </w:numPr>
+      </w:pPr>
+      <w:r>
+        <w:rPr>
+          <w:rStyle w:val="VerbatimChar"/>
+        </w:rPr>
+        <w:t xml:space="preserve">p_att_anc</w:t>
+      </w:r>
+    </w:p>
+    <w:p>
+      <w:pPr>
+        <w:pStyle w:val="Compact"/>
+        <w:numPr>
+          <w:ilvl w:val="0"/>
+          <w:numId w:val="1019"/>
+        </w:numPr>
+      </w:pPr>
+      <w:r>
+        <w:rPr>
+          <w:rStyle w:val="VerbatimChar"/>
+        </w:rPr>
+        <w:t xml:space="preserve">fidelity</w:t>
+      </w:r>
+    </w:p>
+    <w:p>
+      <w:pPr>
+        <w:pStyle w:val="Compact"/>
+        <w:numPr>
+          <w:ilvl w:val="0"/>
+          <w:numId w:val="1019"/>
+        </w:numPr>
+      </w:pPr>
+      <w:r>
+        <w:rPr>
+          <w:rStyle w:val="VerbatimChar"/>
+        </w:rPr>
+        <w:t xml:space="preserve">p_merchant_stock</w:t>
+      </w:r>
+    </w:p>
+    <w:p>
+      <w:pPr>
+        <w:pStyle w:val="Compact"/>
+        <w:numPr>
+          <w:ilvl w:val="0"/>
+          <w:numId w:val="1019"/>
+        </w:numPr>
+      </w:pPr>
+      <w:r>
+        <w:rPr>
+          <w:rStyle w:val="VerbatimChar"/>
+        </w:rPr>
+        <w:t xml:space="preserve">p_redeem</w:t>
+      </w:r>
+    </w:p>
+    <w:p>
+      <w:pPr>
+        <w:pStyle w:val="Compact"/>
+        <w:numPr>
+          <w:ilvl w:val="0"/>
+          <w:numId w:val="1019"/>
+        </w:numPr>
+      </w:pPr>
+      <w:r>
+        <w:rPr>
+          <w:rStyle w:val="VerbatimChar"/>
+        </w:rPr>
+        <w:t xml:space="preserve">adherence</w:t>
+      </w:r>
+    </w:p>
+    <w:p>
+      <w:pPr>
+        <w:pStyle w:val="FirstParagraph"/>
+      </w:pPr>
+      <w:r>
+        <w:t xml:space="preserve">All biological effect-size parameters are left unchanged. This preserves the interpretation that the scenario reflects weaker household resources and weaker implementation rather than a different biology of lead exposure.</w:t>
+      </w:r>
+    </w:p>
+    <w:p>
+      <w:pPr>
+        <w:pStyle w:val="BodyText"/>
+      </w:pPr>
+      <w:r>
+        <w:t xml:space="preserve">Under this scenario, the median total BCR falls from</w:t>
+      </w:r>
+      <w:r>
+        <w:t xml:space="preserve"> </w:t>
+      </w:r>
+      <w:r>
+        <w:rPr>
+          <w:rStyle w:val="VerbatimChar"/>
+        </w:rPr>
+        <w:t xml:space="preserve">5.69</w:t>
+      </w:r>
+      <w:r>
+        <w:t xml:space="preserve"> </w:t>
+      </w:r>
+      <w:r>
+        <w:t xml:space="preserve">to</w:t>
+      </w:r>
+      <w:r>
+        <w:t xml:space="preserve"> </w:t>
+      </w:r>
+      <w:r>
+        <w:rPr>
+          <w:rStyle w:val="VerbatimChar"/>
+        </w:rPr>
+        <w:t xml:space="preserve">2.28</w:t>
+      </w:r>
+      <w:r>
+        <w:t xml:space="preserve"> </w:t>
+      </w:r>
+      <w:r>
+        <w:t xml:space="preserve">for the Kitchen Package and from</w:t>
+      </w:r>
+      <w:r>
+        <w:t xml:space="preserve"> </w:t>
+      </w:r>
+      <w:r>
+        <w:rPr>
+          <w:rStyle w:val="VerbatimChar"/>
+        </w:rPr>
+        <w:t xml:space="preserve">6.82</w:t>
+      </w:r>
+      <w:r>
+        <w:t xml:space="preserve"> </w:t>
+      </w:r>
+      <w:r>
+        <w:t xml:space="preserve">to</w:t>
+      </w:r>
+      <w:r>
+        <w:t xml:space="preserve"> </w:t>
+      </w:r>
+      <w:r>
+        <w:rPr>
+          <w:rStyle w:val="VerbatimChar"/>
+        </w:rPr>
+        <w:t xml:space="preserve">2.15</w:t>
+      </w:r>
+      <w:r>
+        <w:t xml:space="preserve"> </w:t>
+      </w:r>
+      <w:r>
+        <w:t xml:space="preserve">for the Kohl Package. The</w:t>
+      </w:r>
+      <w:r>
+        <w:t xml:space="preserve"> </w:t>
+      </w:r>
+      <w:r>
+        <w:rPr>
+          <w:rStyle w:val="VerbatimChar"/>
+        </w:rPr>
+        <w:t xml:space="preserve">5th-95th</w:t>
+      </w:r>
+      <w:r>
+        <w:t xml:space="preserve"> </w:t>
+      </w:r>
+      <w:r>
+        <w:t xml:space="preserve">percentile range is</w:t>
+      </w:r>
+      <w:r>
+        <w:t xml:space="preserve"> </w:t>
+      </w:r>
+      <w:r>
+        <w:rPr>
+          <w:rStyle w:val="VerbatimChar"/>
+        </w:rPr>
+        <w:t xml:space="preserve">0.87-5.89</w:t>
+      </w:r>
+      <w:r>
+        <w:t xml:space="preserve"> </w:t>
+      </w:r>
+      <w:r>
+        <w:t xml:space="preserve">for Kitchen and</w:t>
+      </w:r>
+      <w:r>
+        <w:t xml:space="preserve"> </w:t>
+      </w:r>
+      <w:r>
+        <w:rPr>
+          <w:rStyle w:val="VerbatimChar"/>
+        </w:rPr>
+        <w:t xml:space="preserve">0.69-6.08</w:t>
+      </w:r>
+      <w:r>
+        <w:t xml:space="preserve"> </w:t>
+      </w:r>
+      <w:r>
+        <w:t xml:space="preserve">for Kohl, and the share of total-BCR draws below parity rises to</w:t>
+      </w:r>
+      <w:r>
+        <w:t xml:space="preserve"> </w:t>
+      </w:r>
+      <w:r>
+        <w:rPr>
+          <w:rStyle w:val="VerbatimChar"/>
+        </w:rPr>
+        <w:t xml:space="preserve">7.86%</w:t>
+      </w:r>
+      <w:r>
+        <w:t xml:space="preserve"> </w:t>
+      </w:r>
+      <w:r>
+        <w:t xml:space="preserve">for Kitchen and</w:t>
+      </w:r>
+      <w:r>
+        <w:t xml:space="preserve"> </w:t>
+      </w:r>
+      <w:r>
+        <w:rPr>
+          <w:rStyle w:val="VerbatimChar"/>
+        </w:rPr>
+        <w:t xml:space="preserve">13.74%</w:t>
+      </w:r>
+      <w:r>
+        <w:t xml:space="preserve"> </w:t>
+      </w:r>
+      <w:r>
+        <w:t xml:space="preserve">for Kohl. These declines are large, but they do not eliminate the median social case.</w:t>
+      </w:r>
+    </w:p>
     <w:bookmarkEnd w:id="28"/>
-    <w:bookmarkStart w:id="29" w:name="X3f6f42e2d4d4c6249fd9149f75121f1f9cf1112"/>
+    <w:bookmarkStart w:id="29" w:name="X127157f2d056bc42c4fa74484690800e9ade7ae"/>
+    <w:p>
+      <w:pPr>
+        <w:pStyle w:val="Heading4"/>
+      </w:pPr>
+      <w:r>
+        <w:t xml:space="preserve">Halved cookware and kohl effect-size scenario</w:t>
+      </w:r>
+    </w:p>
+    <w:p>
+      <w:pPr>
+        <w:pStyle w:val="FirstParagraph"/>
+      </w:pPr>
+      <w:r>
+        <w:t xml:space="preserve">The second scenario asks how sensitive the findings are to the assumed magnitude of the product-specific blood lead reductions outside calcium. We reduce the following BLL-effect parameters by</w:t>
+      </w:r>
+      <w:r>
+        <w:t xml:space="preserve"> </w:t>
+      </w:r>
+      <w:r>
+        <w:rPr>
+          <w:rStyle w:val="VerbatimChar"/>
+        </w:rPr>
+        <w:t xml:space="preserve">50%</w:t>
+      </w:r>
+      <w:r>
+        <w:t xml:space="preserve">:</w:t>
+      </w:r>
+    </w:p>
+    <w:p>
+      <w:pPr>
+        <w:pStyle w:val="Compact"/>
+        <w:numPr>
+          <w:ilvl w:val="0"/>
+          <w:numId w:val="1020"/>
+        </w:numPr>
+      </w:pPr>
+      <w:r>
+        <w:rPr>
+          <w:rStyle w:val="VerbatimChar"/>
+        </w:rPr>
+        <w:t xml:space="preserve">bll_pot_child</w:t>
+      </w:r>
+    </w:p>
+    <w:p>
+      <w:pPr>
+        <w:pStyle w:val="Compact"/>
+        <w:numPr>
+          <w:ilvl w:val="0"/>
+          <w:numId w:val="1020"/>
+        </w:numPr>
+      </w:pPr>
+      <w:r>
+        <w:rPr>
+          <w:rStyle w:val="VerbatimChar"/>
+        </w:rPr>
+        <w:t xml:space="preserve">bll_pot_mother</w:t>
+      </w:r>
+    </w:p>
+    <w:p>
+      <w:pPr>
+        <w:pStyle w:val="Compact"/>
+        <w:numPr>
+          <w:ilvl w:val="0"/>
+          <w:numId w:val="1020"/>
+        </w:numPr>
+      </w:pPr>
+      <w:r>
+        <w:rPr>
+          <w:rStyle w:val="VerbatimChar"/>
+        </w:rPr>
+        <w:t xml:space="preserve">bll_mug_child</w:t>
+      </w:r>
+    </w:p>
+    <w:p>
+      <w:pPr>
+        <w:pStyle w:val="Compact"/>
+        <w:numPr>
+          <w:ilvl w:val="0"/>
+          <w:numId w:val="1020"/>
+        </w:numPr>
+      </w:pPr>
+      <w:r>
+        <w:rPr>
+          <w:rStyle w:val="VerbatimChar"/>
+        </w:rPr>
+        <w:t xml:space="preserve">bll_maternal_kohl_mother</w:t>
+      </w:r>
+    </w:p>
+    <w:p>
+      <w:pPr>
+        <w:pStyle w:val="Compact"/>
+        <w:numPr>
+          <w:ilvl w:val="0"/>
+          <w:numId w:val="1020"/>
+        </w:numPr>
+      </w:pPr>
+      <w:r>
+        <w:rPr>
+          <w:rStyle w:val="VerbatimChar"/>
+        </w:rPr>
+        <w:t xml:space="preserve">bll_infant_kohl_child</w:t>
+      </w:r>
+    </w:p>
+    <w:p>
+      <w:pPr>
+        <w:pStyle w:val="FirstParagraph"/>
+      </w:pPr>
+      <w:r>
+        <w:t xml:space="preserve">The calcium parameter</w:t>
+      </w:r>
+      <w:r>
+        <w:t xml:space="preserve"> </w:t>
+      </w:r>
+      <w:r>
+        <w:rPr>
+          <w:rStyle w:val="VerbatimChar"/>
+        </w:rPr>
+        <w:t xml:space="preserve">bll_calc_mother</w:t>
+      </w:r>
+      <w:r>
+        <w:t xml:space="preserve"> </w:t>
+      </w:r>
+      <w:r>
+        <w:t xml:space="preserve">is left unchanged because it is the most directly trial-anchored product-specific effect in the model.</w:t>
+      </w:r>
+    </w:p>
+    <w:p>
+      <w:pPr>
+        <w:pStyle w:val="BodyText"/>
+      </w:pPr>
+      <w:r>
+        <w:t xml:space="preserve">Under this scenario, the median total BCR falls from</w:t>
+      </w:r>
+      <w:r>
+        <w:t xml:space="preserve"> </w:t>
+      </w:r>
+      <w:r>
+        <w:rPr>
+          <w:rStyle w:val="VerbatimChar"/>
+        </w:rPr>
+        <w:t xml:space="preserve">5.69</w:t>
+      </w:r>
+      <w:r>
+        <w:t xml:space="preserve"> </w:t>
+      </w:r>
+      <w:r>
+        <w:t xml:space="preserve">to</w:t>
+      </w:r>
+      <w:r>
+        <w:t xml:space="preserve"> </w:t>
+      </w:r>
+      <w:r>
+        <w:rPr>
+          <w:rStyle w:val="VerbatimChar"/>
+        </w:rPr>
+        <w:t xml:space="preserve">2.98</w:t>
+      </w:r>
+      <w:r>
+        <w:t xml:space="preserve"> </w:t>
+      </w:r>
+      <w:r>
+        <w:t xml:space="preserve">for the Kitchen Package and from</w:t>
+      </w:r>
+      <w:r>
+        <w:t xml:space="preserve"> </w:t>
+      </w:r>
+      <w:r>
+        <w:rPr>
+          <w:rStyle w:val="VerbatimChar"/>
+        </w:rPr>
+        <w:t xml:space="preserve">6.82</w:t>
+      </w:r>
+      <w:r>
+        <w:t xml:space="preserve"> </w:t>
+      </w:r>
+      <w:r>
+        <w:t xml:space="preserve">to</w:t>
+      </w:r>
+      <w:r>
+        <w:t xml:space="preserve"> </w:t>
+      </w:r>
+      <w:r>
+        <w:rPr>
+          <w:rStyle w:val="VerbatimChar"/>
+        </w:rPr>
+        <w:t xml:space="preserve">3.41</w:t>
+      </w:r>
+      <w:r>
+        <w:t xml:space="preserve"> </w:t>
+      </w:r>
+      <w:r>
+        <w:t xml:space="preserve">for the Kohl Package. The</w:t>
+      </w:r>
+      <w:r>
+        <w:t xml:space="preserve"> </w:t>
+      </w:r>
+      <w:r>
+        <w:rPr>
+          <w:rStyle w:val="VerbatimChar"/>
+        </w:rPr>
+        <w:t xml:space="preserve">5th-95th</w:t>
+      </w:r>
+      <w:r>
+        <w:t xml:space="preserve"> </w:t>
+      </w:r>
+      <w:r>
+        <w:t xml:space="preserve">percentile range is</w:t>
+      </w:r>
+      <w:r>
+        <w:t xml:space="preserve"> </w:t>
+      </w:r>
+      <w:r>
+        <w:rPr>
+          <w:rStyle w:val="VerbatimChar"/>
+        </w:rPr>
+        <w:t xml:space="preserve">1.18-7.63</w:t>
+      </w:r>
+      <w:r>
+        <w:t xml:space="preserve"> </w:t>
+      </w:r>
+      <w:r>
+        <w:t xml:space="preserve">for Kitchen and</w:t>
+      </w:r>
+      <w:r>
+        <w:t xml:space="preserve"> </w:t>
+      </w:r>
+      <w:r>
+        <w:rPr>
+          <w:rStyle w:val="VerbatimChar"/>
+        </w:rPr>
+        <w:t xml:space="preserve">1.12-9.46</w:t>
+      </w:r>
+      <w:r>
+        <w:t xml:space="preserve"> </w:t>
+      </w:r>
+      <w:r>
+        <w:t xml:space="preserve">for Kohl, and the share of total-BCR draws below parity rises to</w:t>
+      </w:r>
+      <w:r>
+        <w:t xml:space="preserve"> </w:t>
+      </w:r>
+      <w:r>
+        <w:rPr>
+          <w:rStyle w:val="VerbatimChar"/>
+        </w:rPr>
+        <w:t xml:space="preserve">2.47%</w:t>
+      </w:r>
+      <w:r>
+        <w:t xml:space="preserve"> </w:t>
+      </w:r>
+      <w:r>
+        <w:t xml:space="preserve">for Kitchen and</w:t>
+      </w:r>
+      <w:r>
+        <w:t xml:space="preserve"> </w:t>
+      </w:r>
+      <w:r>
+        <w:rPr>
+          <w:rStyle w:val="VerbatimChar"/>
+        </w:rPr>
+        <w:t xml:space="preserve">3.59%</w:t>
+      </w:r>
+      <w:r>
+        <w:t xml:space="preserve"> </w:t>
+      </w:r>
+      <w:r>
+        <w:t xml:space="preserve">for Kohl. This check suggests that the baseline is meaningfully but not overwhelmingly dependent on the more uncertain cookware and kohl effect-size assumptions.</w:t>
+      </w:r>
+    </w:p>
+    <w:p>
+      <w:pPr>
+        <w:pStyle w:val="BodyText"/>
+      </w:pPr>
+      <w:r>
+        <w:t xml:space="preserve">Table A2 summarizes the distributional results for the main robustness checks. For the nonlinear background checks, the table reports cognition-channel BCRs. For the adult-spillover, downside, and girls-only checks, it reports total BCRs.</w:t>
+      </w:r>
+    </w:p>
+    <w:tbl>
+      <w:tblPr>
+        <w:tblStyle w:val="Table"/>
+        <w:tblW w:type="pct" w:w="5000"/>
+        <w:tblLayout w:type="fixed"/>
+        <w:tblLook w:firstRow="1" w:lastRow="0" w:firstColumn="0" w:lastColumn="0" w:noHBand="0" w:noVBand="0" w:val="0020"/>
+      </w:tblPr>
+      <w:tblGrid>
+        <w:gridCol w:w="1320"/>
+        <w:gridCol w:w="1320"/>
+        <w:gridCol w:w="1320"/>
+        <w:gridCol w:w="1320"/>
+        <w:gridCol w:w="1320"/>
+        <w:gridCol w:w="1320"/>
+      </w:tblGrid>
+      <w:tr>
+        <w:trPr>
+          <w:tblHeader w:val="on"/>
+        </w:trPr>
+        <w:tc>
+          <w:tcPr/>
+          <w:p>
+            <w:pPr>
+              <w:pStyle w:val="Compact"/>
+            </w:pPr>
+            <w:r>
+              <w:t xml:space="preserve">Check</w:t>
+            </w:r>
+          </w:p>
+        </w:tc>
+        <w:tc>
+          <w:tcPr/>
+          <w:p>
+            <w:pPr>
+              <w:pStyle w:val="Compact"/>
+            </w:pPr>
+            <w:r>
+              <w:t xml:space="preserve">Pkg</w:t>
+            </w:r>
+          </w:p>
+        </w:tc>
+        <w:tc>
+          <w:tcPr/>
+          <w:p>
+            <w:pPr>
+              <w:pStyle w:val="Compact"/>
+            </w:pPr>
+            <w:r>
+              <w:t xml:space="preserve">BCR</w:t>
+            </w:r>
+          </w:p>
+        </w:tc>
+        <w:tc>
+          <w:tcPr/>
+          <w:p>
+            <w:pPr>
+              <w:pStyle w:val="Compact"/>
+            </w:pPr>
+            <w:r>
+              <w:t xml:space="preserve">Median</w:t>
+            </w:r>
+          </w:p>
+        </w:tc>
+        <w:tc>
+          <w:tcPr/>
+          <w:p>
+            <w:pPr>
+              <w:pStyle w:val="Compact"/>
+            </w:pPr>
+            <w:r>
+              <w:t xml:space="preserve">P5-P95</w:t>
+            </w:r>
+          </w:p>
+        </w:tc>
+        <w:tc>
+          <w:tcPr/>
+          <w:p>
+            <w:pPr>
+              <w:pStyle w:val="Compact"/>
+            </w:pPr>
+            <w:r>
+              <w:t xml:space="preserve">Share below parity</w:t>
+            </w:r>
+          </w:p>
+        </w:tc>
+      </w:tr>
+      <w:tr>
+        <w:tc>
+          <w:tcPr/>
+          <w:p>
+            <w:pPr>
+              <w:pStyle w:val="Compact"/>
+            </w:pPr>
+            <w:r>
+              <w:t xml:space="preserve">Adult spillover (+1 adult in half of recipient households)</w:t>
+            </w:r>
+          </w:p>
+        </w:tc>
+        <w:tc>
+          <w:tcPr/>
+          <w:p>
+            <w:pPr>
+              <w:pStyle w:val="Compact"/>
+            </w:pPr>
+            <w:r>
+              <w:t xml:space="preserve">Kitchen</w:t>
+            </w:r>
+          </w:p>
+        </w:tc>
+        <w:tc>
+          <w:tcPr/>
+          <w:p>
+            <w:pPr>
+              <w:pStyle w:val="Compact"/>
+            </w:pPr>
+            <w:r>
+              <w:t xml:space="preserve">Total</w:t>
+            </w:r>
+          </w:p>
+        </w:tc>
+        <w:tc>
+          <w:tcPr/>
+          <w:p>
+            <w:pPr>
+              <w:pStyle w:val="Compact"/>
+            </w:pPr>
+            <w:r>
+              <w:rPr>
+                <w:rStyle w:val="VerbatimChar"/>
+              </w:rPr>
+              <w:t xml:space="preserve">5.89</w:t>
+            </w:r>
+          </w:p>
+        </w:tc>
+        <w:tc>
+          <w:tcPr/>
+          <w:p>
+            <w:pPr>
+              <w:pStyle w:val="Compact"/>
+            </w:pPr>
+            <w:r>
+              <w:rPr>
+                <w:rStyle w:val="VerbatimChar"/>
+              </w:rPr>
+              <w:t xml:space="preserve">2.32-15.03</w:t>
+            </w:r>
+          </w:p>
+        </w:tc>
+        <w:tc>
+          <w:tcPr/>
+          <w:p>
+            <w:pPr>
+              <w:pStyle w:val="Compact"/>
+            </w:pPr>
+            <w:r>
+              <w:rPr>
+                <w:rStyle w:val="VerbatimChar"/>
+              </w:rPr>
+              <w:t xml:space="preserve">0.08%</w:t>
+            </w:r>
+          </w:p>
+        </w:tc>
+      </w:tr>
+      <w:tr>
+        <w:tc>
+          <w:tcPr/>
+          <w:p>
+            <w:pPr>
+              <w:pStyle w:val="Compact"/>
+            </w:pPr>
+            <w:r>
+              <w:t xml:space="preserve">Adult spillover (+1 adult in half of recipient households)</w:t>
+            </w:r>
+          </w:p>
+        </w:tc>
+        <w:tc>
+          <w:tcPr/>
+          <w:p>
+            <w:pPr>
+              <w:pStyle w:val="Compact"/>
+            </w:pPr>
+            <w:r>
+              <w:t xml:space="preserve">Kohl</w:t>
+            </w:r>
+          </w:p>
+        </w:tc>
+        <w:tc>
+          <w:tcPr/>
+          <w:p>
+            <w:pPr>
+              <w:pStyle w:val="Compact"/>
+            </w:pPr>
+            <w:r>
+              <w:t xml:space="preserve">Total</w:t>
+            </w:r>
+          </w:p>
+        </w:tc>
+        <w:tc>
+          <w:tcPr/>
+          <w:p>
+            <w:pPr>
+              <w:pStyle w:val="Compact"/>
+            </w:pPr>
+            <w:r>
+              <w:rPr>
+                <w:rStyle w:val="VerbatimChar"/>
+              </w:rPr>
+              <w:t xml:space="preserve">6.97</w:t>
+            </w:r>
+          </w:p>
+        </w:tc>
+        <w:tc>
+          <w:tcPr/>
+          <w:p>
+            <w:pPr>
+              <w:pStyle w:val="Compact"/>
+            </w:pPr>
+            <w:r>
+              <w:rPr>
+                <w:rStyle w:val="VerbatimChar"/>
+              </w:rPr>
+              <w:t xml:space="preserve">2.30-19.25</w:t>
+            </w:r>
+          </w:p>
+        </w:tc>
+        <w:tc>
+          <w:tcPr/>
+          <w:p>
+            <w:pPr>
+              <w:pStyle w:val="Compact"/>
+            </w:pPr>
+            <w:r>
+              <w:rPr>
+                <w:rStyle w:val="VerbatimChar"/>
+              </w:rPr>
+              <w:t xml:space="preserve">0.28%</w:t>
+            </w:r>
+          </w:p>
+        </w:tc>
+      </w:tr>
+      <w:tr>
+        <w:tc>
+          <w:tcPr/>
+          <w:p>
+            <w:pPr>
+              <w:pStyle w:val="Compact"/>
+            </w:pPr>
+            <w:r>
+              <w:t xml:space="preserve">Low-background nonlinear BLL (</w:t>
+            </w:r>
+            <w:r>
+              <w:rPr>
+                <w:rStyle w:val="VerbatimChar"/>
+              </w:rPr>
+              <w:t xml:space="preserve">other-source mean 3</w:t>
+            </w:r>
+            <w:r>
+              <w:t xml:space="preserve">,</w:t>
+            </w:r>
+            <w:r>
+              <w:t xml:space="preserve"> </w:t>
+            </w:r>
+            <w:r>
+              <w:rPr>
+                <w:rStyle w:val="VerbatimChar"/>
+              </w:rPr>
+              <w:t xml:space="preserve">SD 1.5</w:t>
+            </w:r>
+            <w:r>
+              <w:t xml:space="preserve">)</w:t>
+            </w:r>
+          </w:p>
+        </w:tc>
+        <w:tc>
+          <w:tcPr/>
+          <w:p>
+            <w:pPr>
+              <w:pStyle w:val="Compact"/>
+            </w:pPr>
+            <w:r>
+              <w:t xml:space="preserve">Kitchen</w:t>
+            </w:r>
+          </w:p>
+        </w:tc>
+        <w:tc>
+          <w:tcPr/>
+          <w:p>
+            <w:pPr>
+              <w:pStyle w:val="Compact"/>
+            </w:pPr>
+            <w:r>
+              <w:t xml:space="preserve">Cognition</w:t>
+            </w:r>
+          </w:p>
+        </w:tc>
+        <w:tc>
+          <w:tcPr/>
+          <w:p>
+            <w:pPr>
+              <w:pStyle w:val="Compact"/>
+            </w:pPr>
+            <w:r>
+              <w:rPr>
+                <w:rStyle w:val="VerbatimChar"/>
+              </w:rPr>
+              <w:t xml:space="preserve">10.33</w:t>
+            </w:r>
+          </w:p>
+        </w:tc>
+        <w:tc>
+          <w:tcPr/>
+          <w:p>
+            <w:pPr>
+              <w:pStyle w:val="Compact"/>
+            </w:pPr>
+            <w:r>
+              <w:rPr>
+                <w:rStyle w:val="VerbatimChar"/>
+              </w:rPr>
+              <w:t xml:space="preserve">3.33-29.25</w:t>
+            </w:r>
+          </w:p>
+        </w:tc>
+        <w:tc>
+          <w:tcPr/>
+          <w:p>
+            <w:pPr>
+              <w:pStyle w:val="Compact"/>
+            </w:pPr>
+            <w:r>
+              <w:rPr>
+                <w:rStyle w:val="VerbatimChar"/>
+              </w:rPr>
+              <w:t xml:space="preserve">0.01%</w:t>
+            </w:r>
+          </w:p>
+        </w:tc>
+      </w:tr>
+      <w:tr>
+        <w:tc>
+          <w:tcPr/>
+          <w:p>
+            <w:pPr>
+              <w:pStyle w:val="Compact"/>
+            </w:pPr>
+            <w:r>
+              <w:t xml:space="preserve">Low-background nonlinear BLL (</w:t>
+            </w:r>
+            <w:r>
+              <w:rPr>
+                <w:rStyle w:val="VerbatimChar"/>
+              </w:rPr>
+              <w:t xml:space="preserve">other-source mean 3</w:t>
+            </w:r>
+            <w:r>
+              <w:t xml:space="preserve">,</w:t>
+            </w:r>
+            <w:r>
+              <w:t xml:space="preserve"> </w:t>
+            </w:r>
+            <w:r>
+              <w:rPr>
+                <w:rStyle w:val="VerbatimChar"/>
+              </w:rPr>
+              <w:t xml:space="preserve">SD 1.5</w:t>
+            </w:r>
+            <w:r>
+              <w:t xml:space="preserve">)</w:t>
+            </w:r>
+          </w:p>
+        </w:tc>
+        <w:tc>
+          <w:tcPr/>
+          <w:p>
+            <w:pPr>
+              <w:pStyle w:val="Compact"/>
+            </w:pPr>
+            <w:r>
+              <w:t xml:space="preserve">Kohl</w:t>
+            </w:r>
+          </w:p>
+        </w:tc>
+        <w:tc>
+          <w:tcPr/>
+          <w:p>
+            <w:pPr>
+              <w:pStyle w:val="Compact"/>
+            </w:pPr>
+            <w:r>
+              <w:t xml:space="preserve">Cognition</w:t>
+            </w:r>
+          </w:p>
+        </w:tc>
+        <w:tc>
+          <w:tcPr/>
+          <w:p>
+            <w:pPr>
+              <w:pStyle w:val="Compact"/>
+            </w:pPr>
+            <w:r>
+              <w:rPr>
+                <w:rStyle w:val="VerbatimChar"/>
+              </w:rPr>
+              <w:t xml:space="preserve">14.31</w:t>
+            </w:r>
+          </w:p>
+        </w:tc>
+        <w:tc>
+          <w:tcPr/>
+          <w:p>
+            <w:pPr>
+              <w:pStyle w:val="Compact"/>
+            </w:pPr>
+            <w:r>
+              <w:rPr>
+                <w:rStyle w:val="VerbatimChar"/>
+              </w:rPr>
+              <w:t xml:space="preserve">4.21-44.75</w:t>
+            </w:r>
+          </w:p>
+        </w:tc>
+        <w:tc>
+          <w:tcPr/>
+          <w:p>
+            <w:pPr>
+              <w:pStyle w:val="Compact"/>
+            </w:pPr>
+            <w:r>
+              <w:rPr>
+                <w:rStyle w:val="VerbatimChar"/>
+              </w:rPr>
+              <w:t xml:space="preserve">0.03%</w:t>
+            </w:r>
+          </w:p>
+        </w:tc>
+      </w:tr>
+      <w:tr>
+        <w:tc>
+          <w:tcPr/>
+          <w:p>
+            <w:pPr>
+              <w:pStyle w:val="Compact"/>
+            </w:pPr>
+            <w:r>
+              <w:t xml:space="preserve">High-background nonlinear BLL (</w:t>
+            </w:r>
+            <w:r>
+              <w:rPr>
+                <w:rStyle w:val="VerbatimChar"/>
+              </w:rPr>
+              <w:t xml:space="preserve">other-source mean 7</w:t>
+            </w:r>
+            <w:r>
+              <w:t xml:space="preserve">,</w:t>
+            </w:r>
+            <w:r>
+              <w:t xml:space="preserve"> </w:t>
+            </w:r>
+            <w:r>
+              <w:rPr>
+                <w:rStyle w:val="VerbatimChar"/>
+              </w:rPr>
+              <w:t xml:space="preserve">SD 3.5</w:t>
+            </w:r>
+            <w:r>
+              <w:t xml:space="preserve">)</w:t>
+            </w:r>
+          </w:p>
+        </w:tc>
+        <w:tc>
+          <w:tcPr/>
+          <w:p>
+            <w:pPr>
+              <w:pStyle w:val="Compact"/>
+            </w:pPr>
+            <w:r>
+              <w:t xml:space="preserve">Kitchen</w:t>
+            </w:r>
+          </w:p>
+        </w:tc>
+        <w:tc>
+          <w:tcPr/>
+          <w:p>
+            <w:pPr>
+              <w:pStyle w:val="Compact"/>
+            </w:pPr>
+            <w:r>
+              <w:t xml:space="preserve">Cognition</w:t>
+            </w:r>
+          </w:p>
+        </w:tc>
+        <w:tc>
+          <w:tcPr/>
+          <w:p>
+            <w:pPr>
+              <w:pStyle w:val="Compact"/>
+            </w:pPr>
+            <w:r>
+              <w:rPr>
+                <w:rStyle w:val="VerbatimChar"/>
+              </w:rPr>
+              <w:t xml:space="preserve">5.50</w:t>
+            </w:r>
+          </w:p>
+        </w:tc>
+        <w:tc>
+          <w:tcPr/>
+          <w:p>
+            <w:pPr>
+              <w:pStyle w:val="Compact"/>
+            </w:pPr>
+            <w:r>
+              <w:rPr>
+                <w:rStyle w:val="VerbatimChar"/>
+              </w:rPr>
+              <w:t xml:space="preserve">1.64-16.77</w:t>
+            </w:r>
+          </w:p>
+        </w:tc>
+        <w:tc>
+          <w:tcPr/>
+          <w:p>
+            <w:pPr>
+              <w:pStyle w:val="Compact"/>
+            </w:pPr>
+            <w:r>
+              <w:rPr>
+                <w:rStyle w:val="VerbatimChar"/>
+              </w:rPr>
+              <w:t xml:space="preserve">0.96%</w:t>
+            </w:r>
+          </w:p>
+        </w:tc>
+      </w:tr>
+      <w:tr>
+        <w:tc>
+          <w:tcPr/>
+          <w:p>
+            <w:pPr>
+              <w:pStyle w:val="Compact"/>
+            </w:pPr>
+            <w:r>
+              <w:t xml:space="preserve">High-background nonlinear BLL (</w:t>
+            </w:r>
+            <w:r>
+              <w:rPr>
+                <w:rStyle w:val="VerbatimChar"/>
+              </w:rPr>
+              <w:t xml:space="preserve">other-source mean 7</w:t>
+            </w:r>
+            <w:r>
+              <w:t xml:space="preserve">,</w:t>
+            </w:r>
+            <w:r>
+              <w:t xml:space="preserve"> </w:t>
+            </w:r>
+            <w:r>
+              <w:rPr>
+                <w:rStyle w:val="VerbatimChar"/>
+              </w:rPr>
+              <w:t xml:space="preserve">SD 3.5</w:t>
+            </w:r>
+            <w:r>
+              <w:t xml:space="preserve">)</w:t>
+            </w:r>
+          </w:p>
+        </w:tc>
+        <w:tc>
+          <w:tcPr/>
+          <w:p>
+            <w:pPr>
+              <w:pStyle w:val="Compact"/>
+            </w:pPr>
+            <w:r>
+              <w:t xml:space="preserve">Kohl</w:t>
+            </w:r>
+          </w:p>
+        </w:tc>
+        <w:tc>
+          <w:tcPr/>
+          <w:p>
+            <w:pPr>
+              <w:pStyle w:val="Compact"/>
+            </w:pPr>
+            <w:r>
+              <w:t xml:space="preserve">Cognition</w:t>
+            </w:r>
+          </w:p>
+        </w:tc>
+        <w:tc>
+          <w:tcPr/>
+          <w:p>
+            <w:pPr>
+              <w:pStyle w:val="Compact"/>
+            </w:pPr>
+            <w:r>
+              <w:rPr>
+                <w:rStyle w:val="VerbatimChar"/>
+              </w:rPr>
+              <w:t xml:space="preserve">7.47</w:t>
+            </w:r>
+          </w:p>
+        </w:tc>
+        <w:tc>
+          <w:tcPr/>
+          <w:p>
+            <w:pPr>
+              <w:pStyle w:val="Compact"/>
+            </w:pPr>
+            <w:r>
+              <w:rPr>
+                <w:rStyle w:val="VerbatimChar"/>
+              </w:rPr>
+              <w:t xml:space="preserve">2.06-25.27</w:t>
+            </w:r>
+          </w:p>
+        </w:tc>
+        <w:tc>
+          <w:tcPr/>
+          <w:p>
+            <w:pPr>
+              <w:pStyle w:val="Compact"/>
+            </w:pPr>
+            <w:r>
+              <w:rPr>
+                <w:rStyle w:val="VerbatimChar"/>
+              </w:rPr>
+              <w:t xml:space="preserve">0.53%</w:t>
+            </w:r>
+          </w:p>
+        </w:tc>
+      </w:tr>
+      <w:tr>
+        <w:tc>
+          <w:tcPr/>
+          <w:p>
+            <w:pPr>
+              <w:pStyle w:val="Compact"/>
+            </w:pPr>
+            <w:r>
+              <w:t xml:space="preserve">Disadvantaged implementation setting</w:t>
+            </w:r>
+          </w:p>
+        </w:tc>
+        <w:tc>
+          <w:tcPr/>
+          <w:p>
+            <w:pPr>
+              <w:pStyle w:val="Compact"/>
+            </w:pPr>
+            <w:r>
+              <w:t xml:space="preserve">Kitchen</w:t>
+            </w:r>
+          </w:p>
+        </w:tc>
+        <w:tc>
+          <w:tcPr/>
+          <w:p>
+            <w:pPr>
+              <w:pStyle w:val="Compact"/>
+            </w:pPr>
+            <w:r>
+              <w:t xml:space="preserve">Total</w:t>
+            </w:r>
+          </w:p>
+        </w:tc>
+        <w:tc>
+          <w:tcPr/>
+          <w:p>
+            <w:pPr>
+              <w:pStyle w:val="Compact"/>
+            </w:pPr>
+            <w:r>
+              <w:rPr>
+                <w:rStyle w:val="VerbatimChar"/>
+              </w:rPr>
+              <w:t xml:space="preserve">2.28</w:t>
+            </w:r>
+          </w:p>
+        </w:tc>
+        <w:tc>
+          <w:tcPr/>
+          <w:p>
+            <w:pPr>
+              <w:pStyle w:val="Compact"/>
+            </w:pPr>
+            <w:r>
+              <w:rPr>
+                <w:rStyle w:val="VerbatimChar"/>
+              </w:rPr>
+              <w:t xml:space="preserve">0.87-5.89</w:t>
+            </w:r>
+          </w:p>
+        </w:tc>
+        <w:tc>
+          <w:tcPr/>
+          <w:p>
+            <w:pPr>
+              <w:pStyle w:val="Compact"/>
+            </w:pPr>
+            <w:r>
+              <w:rPr>
+                <w:rStyle w:val="VerbatimChar"/>
+              </w:rPr>
+              <w:t xml:space="preserve">7.86%</w:t>
+            </w:r>
+          </w:p>
+        </w:tc>
+      </w:tr>
+      <w:tr>
+        <w:tc>
+          <w:tcPr/>
+          <w:p>
+            <w:pPr>
+              <w:pStyle w:val="Compact"/>
+            </w:pPr>
+            <w:r>
+              <w:t xml:space="preserve">Disadvantaged implementation setting</w:t>
+            </w:r>
+          </w:p>
+        </w:tc>
+        <w:tc>
+          <w:tcPr/>
+          <w:p>
+            <w:pPr>
+              <w:pStyle w:val="Compact"/>
+            </w:pPr>
+            <w:r>
+              <w:t xml:space="preserve">Kohl</w:t>
+            </w:r>
+          </w:p>
+        </w:tc>
+        <w:tc>
+          <w:tcPr/>
+          <w:p>
+            <w:pPr>
+              <w:pStyle w:val="Compact"/>
+            </w:pPr>
+            <w:r>
+              <w:t xml:space="preserve">Total</w:t>
+            </w:r>
+          </w:p>
+        </w:tc>
+        <w:tc>
+          <w:tcPr/>
+          <w:p>
+            <w:pPr>
+              <w:pStyle w:val="Compact"/>
+            </w:pPr>
+            <w:r>
+              <w:rPr>
+                <w:rStyle w:val="VerbatimChar"/>
+              </w:rPr>
+              <w:t xml:space="preserve">2.15</w:t>
+            </w:r>
+          </w:p>
+        </w:tc>
+        <w:tc>
+          <w:tcPr/>
+          <w:p>
+            <w:pPr>
+              <w:pStyle w:val="Compact"/>
+            </w:pPr>
+            <w:r>
+              <w:rPr>
+                <w:rStyle w:val="VerbatimChar"/>
+              </w:rPr>
+              <w:t xml:space="preserve">0.69-6.08</w:t>
+            </w:r>
+          </w:p>
+        </w:tc>
+        <w:tc>
+          <w:tcPr/>
+          <w:p>
+            <w:pPr>
+              <w:pStyle w:val="Compact"/>
+            </w:pPr>
+            <w:r>
+              <w:rPr>
+                <w:rStyle w:val="VerbatimChar"/>
+              </w:rPr>
+              <w:t xml:space="preserve">13.74%</w:t>
+            </w:r>
+          </w:p>
+        </w:tc>
+      </w:tr>
+      <w:tr>
+        <w:tc>
+          <w:tcPr/>
+          <w:p>
+            <w:pPr>
+              <w:pStyle w:val="Compact"/>
+            </w:pPr>
+            <w:r>
+              <w:t xml:space="preserve">Half cookware and kohl effect sizes</w:t>
+            </w:r>
+          </w:p>
+        </w:tc>
+        <w:tc>
+          <w:tcPr/>
+          <w:p>
+            <w:pPr>
+              <w:pStyle w:val="Compact"/>
+            </w:pPr>
+            <w:r>
+              <w:t xml:space="preserve">Kitchen</w:t>
+            </w:r>
+          </w:p>
+        </w:tc>
+        <w:tc>
+          <w:tcPr/>
+          <w:p>
+            <w:pPr>
+              <w:pStyle w:val="Compact"/>
+            </w:pPr>
+            <w:r>
+              <w:t xml:space="preserve">Total</w:t>
+            </w:r>
+          </w:p>
+        </w:tc>
+        <w:tc>
+          <w:tcPr/>
+          <w:p>
+            <w:pPr>
+              <w:pStyle w:val="Compact"/>
+            </w:pPr>
+            <w:r>
+              <w:rPr>
+                <w:rStyle w:val="VerbatimChar"/>
+              </w:rPr>
+              <w:t xml:space="preserve">2.98</w:t>
+            </w:r>
+          </w:p>
+        </w:tc>
+        <w:tc>
+          <w:tcPr/>
+          <w:p>
+            <w:pPr>
+              <w:pStyle w:val="Compact"/>
+            </w:pPr>
+            <w:r>
+              <w:rPr>
+                <w:rStyle w:val="VerbatimChar"/>
+              </w:rPr>
+              <w:t xml:space="preserve">1.18-7.63</w:t>
+            </w:r>
+          </w:p>
+        </w:tc>
+        <w:tc>
+          <w:tcPr/>
+          <w:p>
+            <w:pPr>
+              <w:pStyle w:val="Compact"/>
+            </w:pPr>
+            <w:r>
+              <w:rPr>
+                <w:rStyle w:val="VerbatimChar"/>
+              </w:rPr>
+              <w:t xml:space="preserve">2.47%</w:t>
+            </w:r>
+          </w:p>
+        </w:tc>
+      </w:tr>
+      <w:tr>
+        <w:tc>
+          <w:tcPr/>
+          <w:p>
+            <w:pPr>
+              <w:pStyle w:val="Compact"/>
+            </w:pPr>
+            <w:r>
+              <w:t xml:space="preserve">Half cookware and kohl effect sizes</w:t>
+            </w:r>
+          </w:p>
+        </w:tc>
+        <w:tc>
+          <w:tcPr/>
+          <w:p>
+            <w:pPr>
+              <w:pStyle w:val="Compact"/>
+            </w:pPr>
+            <w:r>
+              <w:t xml:space="preserve">Kohl</w:t>
+            </w:r>
+          </w:p>
+        </w:tc>
+        <w:tc>
+          <w:tcPr/>
+          <w:p>
+            <w:pPr>
+              <w:pStyle w:val="Compact"/>
+            </w:pPr>
+            <w:r>
+              <w:t xml:space="preserve">Total</w:t>
+            </w:r>
+          </w:p>
+        </w:tc>
+        <w:tc>
+          <w:tcPr/>
+          <w:p>
+            <w:pPr>
+              <w:pStyle w:val="Compact"/>
+            </w:pPr>
+            <w:r>
+              <w:rPr>
+                <w:rStyle w:val="VerbatimChar"/>
+              </w:rPr>
+              <w:t xml:space="preserve">3.41</w:t>
+            </w:r>
+          </w:p>
+        </w:tc>
+        <w:tc>
+          <w:tcPr/>
+          <w:p>
+            <w:pPr>
+              <w:pStyle w:val="Compact"/>
+            </w:pPr>
+            <w:r>
+              <w:rPr>
+                <w:rStyle w:val="VerbatimChar"/>
+              </w:rPr>
+              <w:t xml:space="preserve">1.12-9.46</w:t>
+            </w:r>
+          </w:p>
+        </w:tc>
+        <w:tc>
+          <w:tcPr/>
+          <w:p>
+            <w:pPr>
+              <w:pStyle w:val="Compact"/>
+            </w:pPr>
+            <w:r>
+              <w:rPr>
+                <w:rStyle w:val="VerbatimChar"/>
+              </w:rPr>
+              <w:t xml:space="preserve">3.59%</w:t>
+            </w:r>
+          </w:p>
+        </w:tc>
+      </w:tr>
+      <w:tr>
+        <w:tc>
+          <w:tcPr/>
+          <w:p>
+            <w:pPr>
+              <w:pStyle w:val="Compact"/>
+            </w:pPr>
+            <w:r>
+              <w:t xml:space="preserve">Infant kohl substitution restricted to girls</w:t>
+            </w:r>
+          </w:p>
+        </w:tc>
+        <w:tc>
+          <w:tcPr/>
+          <w:p>
+            <w:pPr>
+              <w:pStyle w:val="Compact"/>
+            </w:pPr>
+            <w:r>
+              <w:t xml:space="preserve">Kohl</w:t>
+            </w:r>
+          </w:p>
+        </w:tc>
+        <w:tc>
+          <w:tcPr/>
+          <w:p>
+            <w:pPr>
+              <w:pStyle w:val="Compact"/>
+            </w:pPr>
+            <w:r>
+              <w:t xml:space="preserve">Total</w:t>
+            </w:r>
+          </w:p>
+        </w:tc>
+        <w:tc>
+          <w:tcPr/>
+          <w:p>
+            <w:pPr>
+              <w:pStyle w:val="Compact"/>
+            </w:pPr>
+            <w:r>
+              <w:rPr>
+                <w:rStyle w:val="VerbatimChar"/>
+              </w:rPr>
+              <w:t xml:space="preserve">4.63</w:t>
+            </w:r>
+          </w:p>
+        </w:tc>
+        <w:tc>
+          <w:tcPr/>
+          <w:p>
+            <w:pPr>
+              <w:pStyle w:val="Compact"/>
+            </w:pPr>
+            <w:r>
+              <w:rPr>
+                <w:rStyle w:val="VerbatimChar"/>
+              </w:rPr>
+              <w:t xml:space="preserve">1.15-15.68</w:t>
+            </w:r>
+          </w:p>
+        </w:tc>
+        <w:tc>
+          <w:tcPr/>
+          <w:p>
+            <w:pPr>
+              <w:pStyle w:val="Compact"/>
+            </w:pPr>
+            <w:r>
+              <w:rPr>
+                <w:rStyle w:val="VerbatimChar"/>
+              </w:rPr>
+              <w:t xml:space="preserve">3.57%</w:t>
+            </w:r>
+          </w:p>
+        </w:tc>
+      </w:tr>
+    </w:tbl>
+    <w:bookmarkEnd w:id="29"/>
+    <w:bookmarkEnd w:id="30"/>
+    <w:bookmarkEnd w:id="31"/>
+    <w:bookmarkStart w:id="32" w:name="X3f6f42e2d4d4c6249fd9149f75121f1f9cf1112"/>
     <w:p>
       <w:pPr>
         <w:pStyle w:val="Heading2"/>
@@ -2838,7 +5270,7 @@
         <w:t xml:space="preserve"> </w:t>
       </w:r>
       <w:r>
-        <w:t xml:space="preserve">blood lead levels.36 37 The Sentinel Firewall instead emphasizes</w:t>
+        <w:t xml:space="preserve">blood lead levels.36 The Sentinel Firewall instead emphasizes</w:t>
       </w:r>
       <w:r>
         <w:t xml:space="preserve"> </w:t>
@@ -3104,8 +5536,8 @@
         <w:t xml:space="preserve">risk households.</w:t>
       </w:r>
     </w:p>
-    <w:bookmarkEnd w:id="29"/>
-    <w:bookmarkStart w:id="30" w:name="remaining-modeling-choices"/>
+    <w:bookmarkEnd w:id="32"/>
+    <w:bookmarkStart w:id="33" w:name="remaining-modeling-choices"/>
     <w:p>
       <w:pPr>
         <w:pStyle w:val="Heading2"/>
@@ -3135,7 +5567,7 @@
         <w:pStyle w:val="Compact"/>
         <w:numPr>
           <w:ilvl w:val="0"/>
-          <w:numId w:val="1018"/>
+          <w:numId w:val="1021"/>
         </w:numPr>
       </w:pPr>
       <w:r>
@@ -3147,7 +5579,7 @@
         <w:pStyle w:val="Compact"/>
         <w:numPr>
           <w:ilvl w:val="0"/>
-          <w:numId w:val="1018"/>
+          <w:numId w:val="1021"/>
         </w:numPr>
       </w:pPr>
       <w:r>
@@ -3174,7 +5606,7 @@
         <w:pStyle w:val="Compact"/>
         <w:numPr>
           <w:ilvl w:val="0"/>
-          <w:numId w:val="1018"/>
+          <w:numId w:val="1021"/>
         </w:numPr>
       </w:pPr>
       <w:r>
@@ -3186,15 +5618,15 @@
         <w:pStyle w:val="Compact"/>
         <w:numPr>
           <w:ilvl w:val="0"/>
-          <w:numId w:val="1018"/>
+          <w:numId w:val="1021"/>
         </w:numPr>
       </w:pPr>
       <w:r>
         <w:t xml:space="preserve">whether the current positive dependence structure across implementation steps is strong enough</w:t>
       </w:r>
     </w:p>
-    <w:bookmarkEnd w:id="30"/>
-    <w:bookmarkStart w:id="32" w:name="references"/>
+    <w:bookmarkEnd w:id="33"/>
+    <w:bookmarkStart w:id="35" w:name="references"/>
     <w:p>
       <w:pPr>
         <w:pStyle w:val="Heading2"/>
@@ -3208,7 +5640,7 @@
         <w:pStyle w:val="Compact"/>
         <w:numPr>
           <w:ilvl w:val="0"/>
-          <w:numId w:val="1019"/>
+          <w:numId w:val="1022"/>
         </w:numPr>
       </w:pPr>
       <w:r>
@@ -3232,7 +5664,7 @@
         <w:pStyle w:val="Compact"/>
         <w:numPr>
           <w:ilvl w:val="0"/>
-          <w:numId w:val="1019"/>
+          <w:numId w:val="1022"/>
         </w:numPr>
       </w:pPr>
       <w:r>
@@ -3256,7 +5688,7 @@
         <w:pStyle w:val="Compact"/>
         <w:numPr>
           <w:ilvl w:val="0"/>
-          <w:numId w:val="1019"/>
+          <w:numId w:val="1022"/>
         </w:numPr>
       </w:pPr>
       <w:r>
@@ -3286,7 +5718,7 @@
         <w:pStyle w:val="Compact"/>
         <w:numPr>
           <w:ilvl w:val="0"/>
-          <w:numId w:val="1019"/>
+          <w:numId w:val="1022"/>
         </w:numPr>
       </w:pPr>
       <w:r>
@@ -3310,7 +5742,7 @@
         <w:pStyle w:val="Compact"/>
         <w:numPr>
           <w:ilvl w:val="0"/>
-          <w:numId w:val="1019"/>
+          <w:numId w:val="1022"/>
         </w:numPr>
       </w:pPr>
       <w:r>
@@ -3334,7 +5766,7 @@
         <w:pStyle w:val="Compact"/>
         <w:numPr>
           <w:ilvl w:val="0"/>
-          <w:numId w:val="1019"/>
+          <w:numId w:val="1022"/>
         </w:numPr>
       </w:pPr>
       <w:r>
@@ -3358,7 +5790,7 @@
         <w:pStyle w:val="Compact"/>
         <w:numPr>
           <w:ilvl w:val="0"/>
-          <w:numId w:val="1019"/>
+          <w:numId w:val="1022"/>
         </w:numPr>
       </w:pPr>
       <w:r>
@@ -3388,7 +5820,7 @@
         <w:pStyle w:val="Compact"/>
         <w:numPr>
           <w:ilvl w:val="0"/>
-          <w:numId w:val="1019"/>
+          <w:numId w:val="1022"/>
         </w:numPr>
       </w:pPr>
       <w:r>
@@ -3418,7 +5850,7 @@
         <w:pStyle w:val="Compact"/>
         <w:numPr>
           <w:ilvl w:val="0"/>
-          <w:numId w:val="1019"/>
+          <w:numId w:val="1022"/>
         </w:numPr>
       </w:pPr>
       <w:r>
@@ -3442,7 +5874,7 @@
         <w:pStyle w:val="Compact"/>
         <w:numPr>
           <w:ilvl w:val="0"/>
-          <w:numId w:val="1019"/>
+          <w:numId w:val="1022"/>
         </w:numPr>
       </w:pPr>
       <w:r>
@@ -3466,7 +5898,7 @@
         <w:pStyle w:val="Compact"/>
         <w:numPr>
           <w:ilvl w:val="0"/>
-          <w:numId w:val="1019"/>
+          <w:numId w:val="1022"/>
         </w:numPr>
       </w:pPr>
       <w:r>
@@ -3490,7 +5922,7 @@
         <w:pStyle w:val="Compact"/>
         <w:numPr>
           <w:ilvl w:val="0"/>
-          <w:numId w:val="1019"/>
+          <w:numId w:val="1022"/>
         </w:numPr>
       </w:pPr>
       <w:r>
@@ -3508,7 +5940,7 @@
         <w:pStyle w:val="Compact"/>
         <w:numPr>
           <w:ilvl w:val="0"/>
-          <w:numId w:val="1019"/>
+          <w:numId w:val="1022"/>
         </w:numPr>
       </w:pPr>
       <w:r>
@@ -3526,7 +5958,7 @@
         <w:pStyle w:val="Compact"/>
         <w:numPr>
           <w:ilvl w:val="1"/>
-          <w:numId w:val="1020"/>
+          <w:numId w:val="1023"/>
         </w:numPr>
       </w:pPr>
       <w:r>
@@ -3538,7 +5970,7 @@
         <w:pStyle w:val="Compact"/>
         <w:numPr>
           <w:ilvl w:val="0"/>
-          <w:numId w:val="1019"/>
+          <w:numId w:val="1022"/>
         </w:numPr>
       </w:pPr>
       <w:r>
@@ -3556,7 +5988,7 @@
         <w:pStyle w:val="Compact"/>
         <w:numPr>
           <w:ilvl w:val="0"/>
-          <w:numId w:val="1019"/>
+          <w:numId w:val="1022"/>
         </w:numPr>
       </w:pPr>
       <w:r>
@@ -3586,7 +6018,7 @@
         <w:pStyle w:val="Compact"/>
         <w:numPr>
           <w:ilvl w:val="0"/>
-          <w:numId w:val="1019"/>
+          <w:numId w:val="1022"/>
         </w:numPr>
       </w:pPr>
       <w:r>
@@ -3616,7 +6048,7 @@
         <w:pStyle w:val="Compact"/>
         <w:numPr>
           <w:ilvl w:val="0"/>
-          <w:numId w:val="1019"/>
+          <w:numId w:val="1022"/>
         </w:numPr>
       </w:pPr>
       <w:r>
@@ -3640,7 +6072,7 @@
         <w:pStyle w:val="Compact"/>
         <w:numPr>
           <w:ilvl w:val="0"/>
-          <w:numId w:val="1019"/>
+          <w:numId w:val="1022"/>
         </w:numPr>
       </w:pPr>
       <w:r>
@@ -3664,7 +6096,7 @@
         <w:pStyle w:val="Compact"/>
         <w:numPr>
           <w:ilvl w:val="0"/>
-          <w:numId w:val="1019"/>
+          <w:numId w:val="1022"/>
         </w:numPr>
       </w:pPr>
       <w:r>
@@ -3688,7 +6120,7 @@
         <w:pStyle w:val="Compact"/>
         <w:numPr>
           <w:ilvl w:val="0"/>
-          <w:numId w:val="1019"/>
+          <w:numId w:val="1022"/>
         </w:numPr>
       </w:pPr>
       <w:r>
@@ -3718,7 +6150,7 @@
         <w:pStyle w:val="Compact"/>
         <w:numPr>
           <w:ilvl w:val="0"/>
-          <w:numId w:val="1019"/>
+          <w:numId w:val="1022"/>
         </w:numPr>
       </w:pPr>
       <w:r>
@@ -3748,7 +6180,7 @@
         <w:pStyle w:val="Compact"/>
         <w:numPr>
           <w:ilvl w:val="0"/>
-          <w:numId w:val="1019"/>
+          <w:numId w:val="1022"/>
         </w:numPr>
       </w:pPr>
       <w:r>
@@ -3772,7 +6204,7 @@
         <w:pStyle w:val="Compact"/>
         <w:numPr>
           <w:ilvl w:val="0"/>
-          <w:numId w:val="1019"/>
+          <w:numId w:val="1022"/>
         </w:numPr>
       </w:pPr>
       <w:r>
@@ -3790,7 +6222,7 @@
         <w:pStyle w:val="Compact"/>
         <w:numPr>
           <w:ilvl w:val="0"/>
-          <w:numId w:val="1019"/>
+          <w:numId w:val="1022"/>
         </w:numPr>
       </w:pPr>
       <w:r>
@@ -3814,7 +6246,7 @@
         <w:pStyle w:val="Compact"/>
         <w:numPr>
           <w:ilvl w:val="0"/>
-          <w:numId w:val="1019"/>
+          <w:numId w:val="1022"/>
         </w:numPr>
       </w:pPr>
       <w:r>
@@ -3838,7 +6270,7 @@
         <w:pStyle w:val="Compact"/>
         <w:numPr>
           <w:ilvl w:val="0"/>
-          <w:numId w:val="1019"/>
+          <w:numId w:val="1022"/>
         </w:numPr>
       </w:pPr>
       <w:r>
@@ -3862,7 +6294,7 @@
         <w:pStyle w:val="Compact"/>
         <w:numPr>
           <w:ilvl w:val="0"/>
-          <w:numId w:val="1019"/>
+          <w:numId w:val="1022"/>
         </w:numPr>
       </w:pPr>
       <w:r>
@@ -3886,7 +6318,7 @@
         <w:pStyle w:val="Compact"/>
         <w:numPr>
           <w:ilvl w:val="0"/>
-          <w:numId w:val="1019"/>
+          <w:numId w:val="1022"/>
         </w:numPr>
       </w:pPr>
       <w:r>
@@ -3910,7 +6342,7 @@
         <w:pStyle w:val="Compact"/>
         <w:numPr>
           <w:ilvl w:val="0"/>
-          <w:numId w:val="1019"/>
+          <w:numId w:val="1022"/>
         </w:numPr>
       </w:pPr>
       <w:r>
@@ -3940,7 +6372,7 @@
         <w:pStyle w:val="Compact"/>
         <w:numPr>
           <w:ilvl w:val="0"/>
-          <w:numId w:val="1019"/>
+          <w:numId w:val="1022"/>
         </w:numPr>
       </w:pPr>
       <w:r>
@@ -3964,7 +6396,7 @@
         <w:pStyle w:val="Compact"/>
         <w:numPr>
           <w:ilvl w:val="0"/>
-          <w:numId w:val="1019"/>
+          <w:numId w:val="1022"/>
         </w:numPr>
       </w:pPr>
       <w:r>
@@ -4010,7 +6442,7 @@
         <w:pStyle w:val="Compact"/>
         <w:numPr>
           <w:ilvl w:val="0"/>
-          <w:numId w:val="1019"/>
+          <w:numId w:val="1022"/>
         </w:numPr>
       </w:pPr>
       <w:r>
@@ -4058,7 +6490,7 @@
       <w:r>
         <w:t xml:space="preserve"> </w:t>
       </w:r>
-      <w:hyperlink r:id="rId31">
+      <w:hyperlink r:id="rId34">
         <w:r>
           <w:rPr>
             <w:rStyle w:val="Hyperlink"/>
@@ -4072,7 +6504,7 @@
         <w:pStyle w:val="Compact"/>
         <w:numPr>
           <w:ilvl w:val="0"/>
-          <w:numId w:val="1019"/>
+          <w:numId w:val="1022"/>
         </w:numPr>
       </w:pPr>
       <w:r>
@@ -4112,7 +6544,7 @@
         <w:pStyle w:val="Compact"/>
         <w:numPr>
           <w:ilvl w:val="0"/>
-          <w:numId w:val="1019"/>
+          <w:numId w:val="1022"/>
         </w:numPr>
       </w:pPr>
       <w:r>
@@ -4142,7 +6574,7 @@
         <w:pStyle w:val="Compact"/>
         <w:numPr>
           <w:ilvl w:val="0"/>
-          <w:numId w:val="1019"/>
+          <w:numId w:val="1022"/>
         </w:numPr>
       </w:pPr>
       <w:r>
@@ -4166,7 +6598,7 @@
         <w:pStyle w:val="Compact"/>
         <w:numPr>
           <w:ilvl w:val="0"/>
-          <w:numId w:val="1019"/>
+          <w:numId w:val="1022"/>
         </w:numPr>
       </w:pPr>
       <w:r>
@@ -4196,39 +6628,87 @@
         <w:pStyle w:val="Compact"/>
         <w:numPr>
           <w:ilvl w:val="0"/>
-          <w:numId w:val="1019"/>
-        </w:numPr>
-      </w:pPr>
-      <w:r>
-        <w:t xml:space="preserve">Ugreshelidze D, Khachidze N, Chakhnashvili N, et al. Association</w:t>
-      </w:r>
-      <w:r>
-        <w:t xml:space="preserve"> </w:t>
-      </w:r>
-      <w:r>
-        <w:t xml:space="preserve">between blood lead levels, haemoglobin and anaemia in pregnant</w:t>
-      </w:r>
-      <w:r>
-        <w:t xml:space="preserve"> </w:t>
-      </w:r>
-      <w:r>
-        <w:t xml:space="preserve">women: a register-based cohort study from the Autonomous Republic</w:t>
-      </w:r>
-      <w:r>
-        <w:t xml:space="preserve"> </w:t>
-      </w:r>
-      <w:r>
-        <w:t xml:space="preserve">of Adjara, Georgia. J Public Health 2026.</w:t>
-      </w:r>
-      <w:r>
-        <w:t xml:space="preserve"> </w:t>
-      </w:r>
-      <w:r>
-        <w:t xml:space="preserve">doi:10.1007/s10389-026-02482-x</w:t>
-      </w:r>
-    </w:p>
-    <w:bookmarkEnd w:id="32"/>
-    <w:bookmarkEnd w:id="33"/>
+          <w:numId w:val="1022"/>
+        </w:numPr>
+      </w:pPr>
+      <w:r>
+        <w:t xml:space="preserve">Shaltout A, Yaish SA, Fernando N. Lead poisoning in children from</w:t>
+      </w:r>
+      <w:r>
+        <w:t xml:space="preserve"> </w:t>
+      </w:r>
+      <w:r>
+        <w:t xml:space="preserve">surma. Ann Trop Paediatr 1981;1(4):209-16.</w:t>
+      </w:r>
+    </w:p>
+    <w:p>
+      <w:pPr>
+        <w:pStyle w:val="Compact"/>
+        <w:numPr>
+          <w:ilvl w:val="0"/>
+          <w:numId w:val="1022"/>
+        </w:numPr>
+      </w:pPr>
+      <w:r>
+        <w:t xml:space="preserve">Parsons PJ, Reilly AA, Hussain A. Childhood lead exposure from</w:t>
+      </w:r>
+      <w:r>
+        <w:t xml:space="preserve"> </w:t>
+      </w:r>
+      <w:r>
+        <w:t xml:space="preserve">traditional cosmetics. Lancet 1997;349(9058):1096.</w:t>
+      </w:r>
+    </w:p>
+    <w:p>
+      <w:pPr>
+        <w:pStyle w:val="Compact"/>
+        <w:numPr>
+          <w:ilvl w:val="0"/>
+          <w:numId w:val="1022"/>
+        </w:numPr>
+      </w:pPr>
+      <w:r>
+        <w:t xml:space="preserve">Khalid N, Ahmad SA, Toaimah FH, et al. Surma and lead poisoning: a</w:t>
+      </w:r>
+      <w:r>
+        <w:t xml:space="preserve"> </w:t>
+      </w:r>
+      <w:r>
+        <w:t xml:space="preserve">cross-sectional study of children in Pakistan. J Pak Med Assoc</w:t>
+      </w:r>
+      <w:r>
+        <w:t xml:space="preserve"> </w:t>
+      </w:r>
+      <w:r>
+        <w:t xml:space="preserve">2010;60(9):759-63.</w:t>
+      </w:r>
+    </w:p>
+    <w:p>
+      <w:pPr>
+        <w:pStyle w:val="Compact"/>
+        <w:numPr>
+          <w:ilvl w:val="0"/>
+          <w:numId w:val="1022"/>
+        </w:numPr>
+      </w:pPr>
+      <w:r>
+        <w:t xml:space="preserve">World Health Organization. Childhood lead poisoning. Geneva: WHO,</w:t>
+      </w:r>
+    </w:p>
+    <w:p>
+      <w:pPr>
+        <w:pStyle w:val="Compact"/>
+        <w:numPr>
+          <w:ilvl w:val="1"/>
+          <w:numId w:val="1024"/>
+        </w:numPr>
+      </w:pPr>
+      <w:r>
+        <w:t xml:space="preserve">Available: https://www.who.int/publications/i/item/childhood-lead-poisoning</w:t>
+      </w:r>
+    </w:p>
+    <w:bookmarkEnd w:id="35"/>
+    <w:bookmarkEnd w:id="36"/>
     <w:sectPr>
       <w:footnotePr>
         <w:numRestart w:val="eachSect"/>
@@ -4604,6 +7084,91 @@
     </w:lvl>
     <w:lvl w:ilvl="8">
       <w:start w:val="2025"/>
+      <w:numFmt w:val="decimal"/>
+      <w:lvlText w:val="%9."/>
+      <w:lvlJc w:val="left"/>
+      <w:pPr>
+        <w:ind w:left="6480" w:hanging="360"/>
+      </w:pPr>
+    </w:lvl>
+  </w:abstractNum>
+  <w:abstractNum w:abstractNumId="99412010">
+    <w:nsid w:val="A99412010"/>
+    <w:multiLevelType w:val="multilevel"/>
+    <w:lvl w:ilvl="0">
+      <w:start w:val="2010"/>
+      <w:numFmt w:val="decimal"/>
+      <w:lvlText w:val="%1."/>
+      <w:lvlJc w:val="left"/>
+      <w:pPr>
+        <w:ind w:left="720" w:hanging="360"/>
+      </w:pPr>
+    </w:lvl>
+    <w:lvl w:ilvl="1">
+      <w:start w:val="2010"/>
+      <w:numFmt w:val="decimal"/>
+      <w:lvlText w:val="%2."/>
+      <w:lvlJc w:val="left"/>
+      <w:pPr>
+        <w:ind w:left="1440" w:hanging="360"/>
+      </w:pPr>
+    </w:lvl>
+    <w:lvl w:ilvl="2">
+      <w:start w:val="2010"/>
+      <w:numFmt w:val="decimal"/>
+      <w:lvlText w:val="%3."/>
+      <w:lvlJc w:val="left"/>
+      <w:pPr>
+        <w:ind w:left="2160" w:hanging="360"/>
+      </w:pPr>
+    </w:lvl>
+    <w:lvl w:ilvl="3">
+      <w:start w:val="2010"/>
+      <w:numFmt w:val="decimal"/>
+      <w:lvlText w:val="%4."/>
+      <w:lvlJc w:val="left"/>
+      <w:pPr>
+        <w:ind w:left="2880" w:hanging="360"/>
+      </w:pPr>
+    </w:lvl>
+    <w:lvl w:ilvl="4">
+      <w:start w:val="2010"/>
+      <w:numFmt w:val="decimal"/>
+      <w:lvlText w:val="%5."/>
+      <w:lvlJc w:val="left"/>
+      <w:pPr>
+        <w:ind w:left="3600" w:hanging="360"/>
+      </w:pPr>
+    </w:lvl>
+    <w:lvl w:ilvl="5">
+      <w:start w:val="2010"/>
+      <w:numFmt w:val="decimal"/>
+      <w:lvlText w:val="%6."/>
+      <w:lvlJc w:val="left"/>
+      <w:pPr>
+        <w:ind w:left="4320" w:hanging="360"/>
+      </w:pPr>
+    </w:lvl>
+    <w:lvl w:ilvl="6">
+      <w:start w:val="2010"/>
+      <w:numFmt w:val="decimal"/>
+      <w:lvlText w:val="%7."/>
+      <w:lvlJc w:val="left"/>
+      <w:pPr>
+        <w:ind w:left="5040" w:hanging="360"/>
+      </w:pPr>
+    </w:lvl>
+    <w:lvl w:ilvl="7">
+      <w:start w:val="2010"/>
+      <w:numFmt w:val="decimal"/>
+      <w:lvlText w:val="%8."/>
+      <w:lvlJc w:val="left"/>
+      <w:pPr>
+        <w:ind w:left="5760" w:hanging="360"/>
+      </w:pPr>
+    </w:lvl>
+    <w:lvl w:ilvl="8">
+      <w:start w:val="2010"/>
       <w:numFmt w:val="decimal"/>
       <w:lvlText w:val="%9."/>
       <w:lvlJc w:val="left"/>
@@ -4670,6 +7235,9 @@
     <w:abstractNumId w:val="991"/>
   </w:num>
   <w:num w:numId="1010">
+    <w:abstractNumId w:val="991"/>
+  </w:num>
+  <w:num w:numId="1011">
     <w:abstractNumId w:val="99411"/>
     <w:lvlOverride w:ilvl="0">
       <w:startOverride w:val="1"/>
@@ -4699,9 +7267,6 @@
       <w:startOverride w:val="1"/>
     </w:lvlOverride>
   </w:num>
-  <w:num w:numId="1011">
-    <w:abstractNumId w:val="991"/>
-  </w:num>
   <w:num w:numId="1012">
     <w:abstractNumId w:val="991"/>
   </w:num>
@@ -4724,6 +7289,15 @@
     <w:abstractNumId w:val="991"/>
   </w:num>
   <w:num w:numId="1019">
+    <w:abstractNumId w:val="991"/>
+  </w:num>
+  <w:num w:numId="1020">
+    <w:abstractNumId w:val="991"/>
+  </w:num>
+  <w:num w:numId="1021">
+    <w:abstractNumId w:val="991"/>
+  </w:num>
+  <w:num w:numId="1022">
     <w:abstractNumId w:val="99411"/>
     <w:lvlOverride w:ilvl="0">
       <w:startOverride w:val="1"/>
@@ -4753,7 +7327,7 @@
       <w:startOverride w:val="1"/>
     </w:lvlOverride>
   </w:num>
-  <w:num w:numId="1020">
+  <w:num w:numId="1023">
     <w:abstractNumId w:val="99412025"/>
     <w:lvlOverride w:ilvl="0">
       <w:startOverride w:val="2025"/>
@@ -4781,6 +7355,36 @@
     </w:lvlOverride>
     <w:lvlOverride w:ilvl="8">
       <w:startOverride w:val="2025"/>
+    </w:lvlOverride>
+  </w:num>
+  <w:num w:numId="1024">
+    <w:abstractNumId w:val="99412010"/>
+    <w:lvlOverride w:ilvl="0">
+      <w:startOverride w:val="2010"/>
+    </w:lvlOverride>
+    <w:lvlOverride w:ilvl="1">
+      <w:startOverride w:val="2010"/>
+    </w:lvlOverride>
+    <w:lvlOverride w:ilvl="2">
+      <w:startOverride w:val="2010"/>
+    </w:lvlOverride>
+    <w:lvlOverride w:ilvl="3">
+      <w:startOverride w:val="2010"/>
+    </w:lvlOverride>
+    <w:lvlOverride w:ilvl="4">
+      <w:startOverride w:val="2010"/>
+    </w:lvlOverride>
+    <w:lvlOverride w:ilvl="5">
+      <w:startOverride w:val="2010"/>
+    </w:lvlOverride>
+    <w:lvlOverride w:ilvl="6">
+      <w:startOverride w:val="2010"/>
+    </w:lvlOverride>
+    <w:lvlOverride w:ilvl="7">
+      <w:startOverride w:val="2010"/>
+    </w:lvlOverride>
+    <w:lvlOverride w:ilvl="8">
+      <w:startOverride w:val="2010"/>
     </w:lvlOverride>
   </w:num>
 </w:numbering>
@@ -5442,7 +8046,7 @@
       <w:color w:themeColor="accent1" w:themeShade="BF" w:val="365F91"/>
     </w:rPr>
   </w:style>
-  <w:style w:type="paragraph" w:customStyle="1" w:styleId="SourceCode">
+  <w:style w:customStyle="1" w:styleId="SourceCode" w:type="paragraph">
     <w:name w:val="Source Code"/>
     <w:basedOn w:val="Normal"/>
     <w:link w:val="VerbatimChar"/>
@@ -5450,7 +8054,7 @@
       <w:wordWrap w:val="off"/>
     </w:pPr>
   </w:style>
-  <w:style w:type="character" w:customStyle="1" w:styleId="KeywordTok">
+  <w:style w:customStyle="1" w:styleId="KeywordTok" w:type="character">
     <w:name w:val="KeywordTok"/>
     <w:basedOn w:val="VerbatimChar"/>
     <w:rPr>
@@ -5458,77 +8062,77 @@
       <w:color w:val="007020"/>
     </w:rPr>
   </w:style>
-  <w:style w:type="character" w:customStyle="1" w:styleId="DataTypeTok">
+  <w:style w:customStyle="1" w:styleId="DataTypeTok" w:type="character">
     <w:name w:val="DataTypeTok"/>
     <w:basedOn w:val="VerbatimChar"/>
     <w:rPr>
       <w:color w:val="902000"/>
     </w:rPr>
   </w:style>
-  <w:style w:type="character" w:customStyle="1" w:styleId="DecValTok">
+  <w:style w:customStyle="1" w:styleId="DecValTok" w:type="character">
     <w:name w:val="DecValTok"/>
     <w:basedOn w:val="VerbatimChar"/>
     <w:rPr>
       <w:color w:val="40a070"/>
     </w:rPr>
   </w:style>
-  <w:style w:type="character" w:customStyle="1" w:styleId="BaseNTok">
+  <w:style w:customStyle="1" w:styleId="BaseNTok" w:type="character">
     <w:name w:val="BaseNTok"/>
     <w:basedOn w:val="VerbatimChar"/>
     <w:rPr>
       <w:color w:val="40a070"/>
     </w:rPr>
   </w:style>
-  <w:style w:type="character" w:customStyle="1" w:styleId="FloatTok">
+  <w:style w:customStyle="1" w:styleId="FloatTok" w:type="character">
     <w:name w:val="FloatTok"/>
     <w:basedOn w:val="VerbatimChar"/>
     <w:rPr>
       <w:color w:val="40a070"/>
     </w:rPr>
   </w:style>
-  <w:style w:type="character" w:customStyle="1" w:styleId="ConstantTok">
+  <w:style w:customStyle="1" w:styleId="ConstantTok" w:type="character">
     <w:name w:val="ConstantTok"/>
     <w:basedOn w:val="VerbatimChar"/>
     <w:rPr>
       <w:color w:val="880000"/>
     </w:rPr>
   </w:style>
-  <w:style w:type="character" w:customStyle="1" w:styleId="CharTok">
+  <w:style w:customStyle="1" w:styleId="CharTok" w:type="character">
     <w:name w:val="CharTok"/>
     <w:basedOn w:val="VerbatimChar"/>
     <w:rPr>
       <w:color w:val="4070a0"/>
     </w:rPr>
   </w:style>
-  <w:style w:type="character" w:customStyle="1" w:styleId="SpecialCharTok">
+  <w:style w:customStyle="1" w:styleId="SpecialCharTok" w:type="character">
     <w:name w:val="SpecialCharTok"/>
     <w:basedOn w:val="VerbatimChar"/>
     <w:rPr>
       <w:color w:val="4070a0"/>
     </w:rPr>
   </w:style>
-  <w:style w:type="character" w:customStyle="1" w:styleId="StringTok">
+  <w:style w:customStyle="1" w:styleId="StringTok" w:type="character">
     <w:name w:val="StringTok"/>
     <w:basedOn w:val="VerbatimChar"/>
     <w:rPr>
       <w:color w:val="4070a0"/>
     </w:rPr>
   </w:style>
-  <w:style w:type="character" w:customStyle="1" w:styleId="VerbatimStringTok">
+  <w:style w:customStyle="1" w:styleId="VerbatimStringTok" w:type="character">
     <w:name w:val="VerbatimStringTok"/>
     <w:basedOn w:val="VerbatimChar"/>
     <w:rPr>
       <w:color w:val="4070a0"/>
     </w:rPr>
   </w:style>
-  <w:style w:type="character" w:customStyle="1" w:styleId="SpecialStringTok">
+  <w:style w:customStyle="1" w:styleId="SpecialStringTok" w:type="character">
     <w:name w:val="SpecialStringTok"/>
     <w:basedOn w:val="VerbatimChar"/>
     <w:rPr>
       <w:color w:val="bb6688"/>
     </w:rPr>
   </w:style>
-  <w:style w:type="character" w:customStyle="1" w:styleId="ImportTok">
+  <w:style w:customStyle="1" w:styleId="ImportTok" w:type="character">
     <w:name w:val="ImportTok"/>
     <w:basedOn w:val="VerbatimChar"/>
     <w:rPr>
@@ -5536,7 +8140,7 @@
       <w:color w:val="008000"/>
     </w:rPr>
   </w:style>
-  <w:style w:type="character" w:customStyle="1" w:styleId="CommentTok">
+  <w:style w:customStyle="1" w:styleId="CommentTok" w:type="character">
     <w:name w:val="CommentTok"/>
     <w:basedOn w:val="VerbatimChar"/>
     <w:rPr>
@@ -5544,7 +8148,7 @@
       <w:color w:val="60a0b0"/>
     </w:rPr>
   </w:style>
-  <w:style w:type="character" w:customStyle="1" w:styleId="DocumentationTok">
+  <w:style w:customStyle="1" w:styleId="DocumentationTok" w:type="character">
     <w:name w:val="DocumentationTok"/>
     <w:basedOn w:val="VerbatimChar"/>
     <w:rPr>
@@ -5552,7 +8156,7 @@
       <w:color w:val="ba2121"/>
     </w:rPr>
   </w:style>
-  <w:style w:type="character" w:customStyle="1" w:styleId="AnnotationTok">
+  <w:style w:customStyle="1" w:styleId="AnnotationTok" w:type="character">
     <w:name w:val="AnnotationTok"/>
     <w:basedOn w:val="VerbatimChar"/>
     <w:rPr>
@@ -5561,7 +8165,7 @@
       <w:color w:val="60a0b0"/>
     </w:rPr>
   </w:style>
-  <w:style w:type="character" w:customStyle="1" w:styleId="CommentVarTok">
+  <w:style w:customStyle="1" w:styleId="CommentVarTok" w:type="character">
     <w:name w:val="CommentVarTok"/>
     <w:basedOn w:val="VerbatimChar"/>
     <w:rPr>
@@ -5570,28 +8174,28 @@
       <w:color w:val="60a0b0"/>
     </w:rPr>
   </w:style>
-  <w:style w:type="character" w:customStyle="1" w:styleId="OtherTok">
+  <w:style w:customStyle="1" w:styleId="OtherTok" w:type="character">
     <w:name w:val="OtherTok"/>
     <w:basedOn w:val="VerbatimChar"/>
     <w:rPr>
       <w:color w:val="007020"/>
     </w:rPr>
   </w:style>
-  <w:style w:type="character" w:customStyle="1" w:styleId="FunctionTok">
+  <w:style w:customStyle="1" w:styleId="FunctionTok" w:type="character">
     <w:name w:val="FunctionTok"/>
     <w:basedOn w:val="VerbatimChar"/>
     <w:rPr>
       <w:color w:val="06287e"/>
     </w:rPr>
   </w:style>
-  <w:style w:type="character" w:customStyle="1" w:styleId="VariableTok">
+  <w:style w:customStyle="1" w:styleId="VariableTok" w:type="character">
     <w:name w:val="VariableTok"/>
     <w:basedOn w:val="VerbatimChar"/>
     <w:rPr>
       <w:color w:val="19177c"/>
     </w:rPr>
   </w:style>
-  <w:style w:type="character" w:customStyle="1" w:styleId="ControlFlowTok">
+  <w:style w:customStyle="1" w:styleId="ControlFlowTok" w:type="character">
     <w:name w:val="ControlFlowTok"/>
     <w:basedOn w:val="VerbatimChar"/>
     <w:rPr>
@@ -5599,45 +8203,45 @@
       <w:color w:val="007020"/>
     </w:rPr>
   </w:style>
-  <w:style w:type="character" w:customStyle="1" w:styleId="OperatorTok">
+  <w:style w:customStyle="1" w:styleId="OperatorTok" w:type="character">
     <w:name w:val="OperatorTok"/>
     <w:basedOn w:val="VerbatimChar"/>
     <w:rPr>
       <w:color w:val="666666"/>
     </w:rPr>
   </w:style>
-  <w:style w:type="character" w:customStyle="1" w:styleId="BuiltInTok">
+  <w:style w:customStyle="1" w:styleId="BuiltInTok" w:type="character">
     <w:name w:val="BuiltInTok"/>
     <w:basedOn w:val="VerbatimChar"/>
     <w:rPr>
       <w:color w:val="008000"/>
     </w:rPr>
   </w:style>
-  <w:style w:type="character" w:customStyle="1" w:styleId="ExtensionTok">
+  <w:style w:customStyle="1" w:styleId="ExtensionTok" w:type="character">
     <w:name w:val="ExtensionTok"/>
     <w:basedOn w:val="VerbatimChar"/>
     <w:rPr/>
   </w:style>
-  <w:style w:type="character" w:customStyle="1" w:styleId="PreprocessorTok">
+  <w:style w:customStyle="1" w:styleId="PreprocessorTok" w:type="character">
     <w:name w:val="PreprocessorTok"/>
     <w:basedOn w:val="VerbatimChar"/>
     <w:rPr>
       <w:color w:val="bc7a00"/>
     </w:rPr>
   </w:style>
-  <w:style w:type="character" w:customStyle="1" w:styleId="AttributeTok">
+  <w:style w:customStyle="1" w:styleId="AttributeTok" w:type="character">
     <w:name w:val="AttributeTok"/>
     <w:basedOn w:val="VerbatimChar"/>
     <w:rPr>
       <w:color w:val="7d9029"/>
     </w:rPr>
   </w:style>
-  <w:style w:type="character" w:customStyle="1" w:styleId="RegionMarkerTok">
+  <w:style w:customStyle="1" w:styleId="RegionMarkerTok" w:type="character">
     <w:name w:val="RegionMarkerTok"/>
     <w:basedOn w:val="VerbatimChar"/>
     <w:rPr/>
   </w:style>
-  <w:style w:type="character" w:customStyle="1" w:styleId="InformationTok">
+  <w:style w:customStyle="1" w:styleId="InformationTok" w:type="character">
     <w:name w:val="InformationTok"/>
     <w:basedOn w:val="VerbatimChar"/>
     <w:rPr>
@@ -5646,7 +8250,7 @@
       <w:color w:val="60a0b0"/>
     </w:rPr>
   </w:style>
-  <w:style w:type="character" w:customStyle="1" w:styleId="WarningTok">
+  <w:style w:customStyle="1" w:styleId="WarningTok" w:type="character">
     <w:name w:val="WarningTok"/>
     <w:basedOn w:val="VerbatimChar"/>
     <w:rPr>
@@ -5655,7 +8259,7 @@
       <w:color w:val="60a0b0"/>
     </w:rPr>
   </w:style>
-  <w:style w:type="character" w:customStyle="1" w:styleId="AlertTok">
+  <w:style w:customStyle="1" w:styleId="AlertTok" w:type="character">
     <w:name w:val="AlertTok"/>
     <w:basedOn w:val="VerbatimChar"/>
     <w:rPr>
@@ -5663,7 +8267,7 @@
       <w:color w:val="ff0000"/>
     </w:rPr>
   </w:style>
-  <w:style w:type="character" w:customStyle="1" w:styleId="ErrorTok">
+  <w:style w:customStyle="1" w:styleId="ErrorTok" w:type="character">
     <w:name w:val="ErrorTok"/>
     <w:basedOn w:val="VerbatimChar"/>
     <w:rPr>
@@ -5671,7 +8275,7 @@
       <w:color w:val="ff0000"/>
     </w:rPr>
   </w:style>
-  <w:style w:type="character" w:customStyle="1" w:styleId="NormalTok">
+  <w:style w:customStyle="1" w:styleId="NormalTok" w:type="character">
     <w:name w:val="NormalTok"/>
     <w:basedOn w:val="VerbatimChar"/>
     <w:rPr/>
